--- a/4.1 תבנית לספר פרויקט (1).docx
+++ b/4.1 תבנית לספר פרויקט (1).docx
@@ -7,27 +7,28 @@
         <w:pStyle w:val="Title1"/>
         <w:spacing w:line="360" w:lineRule="auto"/>
         <w:rPr>
-          <w:sz w:val="64"/>
-          <w:szCs w:val="64"/>
-          <w:rtl/>
-        </w:rPr>
-      </w:pPr>
-      <w:r>
-        <w:rPr>
           <w:rFonts w:hint="cs"/>
           <w:sz w:val="64"/>
           <w:szCs w:val="64"/>
           <w:rtl/>
         </w:rPr>
-        <w:t xml:space="preserve">פרויקט </w:t>
-      </w:r>
+      </w:pPr>
       <w:r>
         <w:rPr>
           <w:rFonts w:hint="cs"/>
           <w:sz w:val="64"/>
           <w:szCs w:val="64"/>
-        </w:rPr>
-        <w:t>XXX</w:t>
+          <w:rtl/>
+        </w:rPr>
+        <w:t xml:space="preserve">פרויקט </w:t>
+      </w:r>
+      <w:r>
+        <w:rPr>
+          <w:sz w:val="64"/>
+          <w:szCs w:val="64"/>
+          <w:rtl/>
+        </w:rPr>
+        <w:t>משחק דאבל וירטואלי</w:t>
       </w:r>
     </w:p>
     <w:p>
@@ -370,7 +371,6 @@
         <w:pStyle w:val="Title1"/>
         <w:spacing w:before="0" w:afterLines="120" w:after="288"/>
         <w:rPr>
-          <w:rFonts w:hint="cs"/>
           <w:u w:val="none"/>
           <w:rtl/>
         </w:rPr>
@@ -6249,12 +6249,10 @@
                 <w:rtl/>
               </w:rPr>
             </w:pPr>
-            <w:proofErr w:type="spellStart"/>
             <w:proofErr w:type="gramStart"/>
             <w:r>
               <w:t>AlarmManager</w:t>
             </w:r>
-            <w:proofErr w:type="spellEnd"/>
             <w:proofErr w:type="gramEnd"/>
             <w:r>
               <w:t xml:space="preserve"> </w:t>
@@ -6316,11 +6314,9 @@
               </w:rPr>
               <w:t xml:space="preserve"> </w:t>
             </w:r>
-            <w:proofErr w:type="spellStart"/>
             <w:r>
               <w:t>AlarmManager</w:t>
             </w:r>
-            <w:proofErr w:type="spellEnd"/>
           </w:p>
         </w:tc>
         <w:tc>
@@ -6665,11 +6661,9 @@
               </w:rPr>
               <w:t xml:space="preserve">כתיבת </w:t>
             </w:r>
-            <w:proofErr w:type="spellStart"/>
             <w:r>
               <w:t>ContentProvider</w:t>
             </w:r>
-            <w:proofErr w:type="spellEnd"/>
             <w:r>
               <w:rPr>
                 <w:rFonts w:hint="cs"/>
@@ -6792,29 +6786,8 @@
               <w:t>שימוש ב-</w:t>
             </w:r>
             <w:r>
-              <w:t xml:space="preserve"> </w:t>
+              <w:t xml:space="preserve"> RecyclerView/ ObservableCollection + CollectionsView</w:t>
             </w:r>
-            <w:proofErr w:type="spellStart"/>
-            <w:r>
-              <w:t>RecyclerView</w:t>
-            </w:r>
-            <w:proofErr w:type="spellEnd"/>
-            <w:r>
-              <w:t xml:space="preserve">/ </w:t>
-            </w:r>
-            <w:proofErr w:type="spellStart"/>
-            <w:r>
-              <w:t>ObservableCollection</w:t>
-            </w:r>
-            <w:proofErr w:type="spellEnd"/>
-            <w:r>
-              <w:t xml:space="preserve"> + </w:t>
-            </w:r>
-            <w:proofErr w:type="spellStart"/>
-            <w:r>
-              <w:t>CollectionsView</w:t>
-            </w:r>
-            <w:proofErr w:type="spellEnd"/>
           </w:p>
         </w:tc>
         <w:tc>
@@ -6867,15 +6840,7 @@
               <w:t>שימוש ב-</w:t>
             </w:r>
             <w:r>
-              <w:t xml:space="preserve"> </w:t>
-            </w:r>
-            <w:proofErr w:type="spellStart"/>
-            <w:r>
-              <w:t>ViewPager</w:t>
-            </w:r>
-            <w:proofErr w:type="spellEnd"/>
-            <w:r>
-              <w:t xml:space="preserve"> </w:t>
+              <w:t xml:space="preserve"> ViewPager </w:t>
             </w:r>
             <w:r>
               <w:rPr>
@@ -6884,11 +6849,9 @@
               </w:rPr>
               <w:t xml:space="preserve"> בשילוב </w:t>
             </w:r>
-            <w:proofErr w:type="spellStart"/>
             <w:r>
               <w:t>ContentView</w:t>
             </w:r>
-            <w:proofErr w:type="spellEnd"/>
             <w:r>
               <w:t>/</w:t>
             </w:r>
@@ -7077,13 +7040,8 @@
               </w:rPr>
               <w:t>שימוש ב-</w:t>
             </w:r>
-            <w:proofErr w:type="spellStart"/>
             <w:r>
-              <w:t>AlarmManager</w:t>
-            </w:r>
-            <w:proofErr w:type="spellEnd"/>
-            <w:r>
-              <w:t xml:space="preserve"> + Notification</w:t>
+              <w:t>AlarmManager + Notification</w:t>
             </w:r>
             <w:r>
               <w:rPr>
@@ -7143,15 +7101,7 @@
               <w:t>שימוש ב</w:t>
             </w:r>
             <w:r>
-              <w:t xml:space="preserve"> – </w:t>
-            </w:r>
-            <w:proofErr w:type="spellStart"/>
-            <w:r>
-              <w:t>AcvtivityForResultContract</w:t>
-            </w:r>
-            <w:proofErr w:type="spellEnd"/>
-            <w:r>
-              <w:t xml:space="preserve"> </w:t>
+              <w:t xml:space="preserve"> – AcvtivityForResultContract </w:t>
             </w:r>
             <w:r>
               <w:rPr>
@@ -7228,13 +7178,8 @@
               <w:t>ש ב-</w:t>
             </w:r>
             <w:r>
-              <w:t xml:space="preserve"> </w:t>
+              <w:t xml:space="preserve"> ContentProvide</w:t>
             </w:r>
-            <w:proofErr w:type="spellStart"/>
-            <w:r>
-              <w:t>ContentProvide</w:t>
-            </w:r>
-            <w:proofErr w:type="spellEnd"/>
             <w:r>
               <w:rPr>
                 <w:rFonts w:hint="cs"/>
@@ -7449,15 +7394,7 @@
               <w:t xml:space="preserve"> בבסיס נתונים (</w:t>
             </w:r>
             <w:r>
-              <w:t xml:space="preserve">Firebase, </w:t>
-            </w:r>
-            <w:proofErr w:type="spellStart"/>
-            <w:r>
-              <w:t>Firestore</w:t>
-            </w:r>
-            <w:proofErr w:type="spellEnd"/>
-            <w:r>
-              <w:t>, MySQL, SQLite</w:t>
+              <w:t>Firebase, Firestore, MySQL, SQLite</w:t>
             </w:r>
             <w:r>
               <w:rPr>
@@ -7590,11 +7527,9 @@
                 <w:rtl/>
               </w:rPr>
             </w:pPr>
-            <w:proofErr w:type="spellStart"/>
             <w:r>
               <w:t>SurfaceView</w:t>
             </w:r>
-            <w:proofErr w:type="spellEnd"/>
           </w:p>
         </w:tc>
         <w:tc>
@@ -7649,11 +7584,9 @@
               </w:rPr>
               <w:t xml:space="preserve"> </w:t>
             </w:r>
-            <w:proofErr w:type="spellStart"/>
             <w:r>
               <w:t>AlarmManager</w:t>
             </w:r>
-            <w:proofErr w:type="spellEnd"/>
           </w:p>
         </w:tc>
         <w:tc>
@@ -7759,13 +7692,8 @@
               <w:t>Vie</w:t>
             </w:r>
             <w:r>
-              <w:t xml:space="preserve">w / </w:t>
+              <w:t>w / IDrawable</w:t>
             </w:r>
-            <w:proofErr w:type="spellStart"/>
-            <w:r>
-              <w:t>IDrawable</w:t>
-            </w:r>
-            <w:proofErr w:type="spellEnd"/>
             <w:r>
               <w:rPr>
                 <w:rFonts w:hint="cs"/>
@@ -7867,13 +7795,8 @@
                 <w:rtl/>
               </w:rPr>
             </w:pPr>
-            <w:proofErr w:type="spellStart"/>
             <w:r>
-              <w:t>ContentView</w:t>
-            </w:r>
-            <w:proofErr w:type="spellEnd"/>
-            <w:r>
-              <w:t xml:space="preserve"> / </w:t>
+              <w:t xml:space="preserve">ContentView / </w:t>
             </w:r>
             <w:r>
               <w:t>Fragment</w:t>
@@ -7928,14 +7851,9 @@
                 <w:rtl/>
               </w:rPr>
             </w:pPr>
-            <w:proofErr w:type="spellStart"/>
             <w:proofErr w:type="gramStart"/>
             <w:r>
-              <w:t>GoogleMaps</w:t>
-            </w:r>
-            <w:proofErr w:type="spellEnd"/>
-            <w:r>
-              <w:t xml:space="preserve"> </w:t>
+              <w:t xml:space="preserve">GoogleMaps </w:t>
             </w:r>
             <w:r>
               <w:rPr>
@@ -9174,13 +9092,8 @@
                 <w:rtl/>
               </w:rPr>
             </w:pPr>
-            <w:proofErr w:type="spellStart"/>
             <w:r>
-              <w:t>TextToSpeech</w:t>
-            </w:r>
-            <w:proofErr w:type="spellEnd"/>
-            <w:r>
-              <w:t xml:space="preserve"> </w:t>
+              <w:t xml:space="preserve">TextToSpeech </w:t>
             </w:r>
           </w:p>
         </w:tc>
@@ -9223,11 +9136,9 @@
               </w:numPr>
               <w:ind w:left="360"/>
             </w:pPr>
-            <w:proofErr w:type="spellStart"/>
             <w:r>
               <w:t>SpeechToText</w:t>
             </w:r>
-            <w:proofErr w:type="spellEnd"/>
           </w:p>
         </w:tc>
         <w:tc>
@@ -9391,11 +9302,9 @@
               </w:rPr>
               <w:t>שימוש ב-</w:t>
             </w:r>
-            <w:proofErr w:type="spellStart"/>
             <w:r>
               <w:t>ContentProvider</w:t>
             </w:r>
-            <w:proofErr w:type="spellEnd"/>
           </w:p>
         </w:tc>
         <w:tc>
@@ -10845,7 +10754,7 @@
           </mc:Choice>
           <mc:Fallback>
             <w:pict>
-              <v:rect w14:anchorId="73D4CCFA" id="מלבן 45" o:spid="_x0000_s1026" style="position:absolute;left:0;text-align:left;margin-left:313.35pt;margin-top:355.9pt;width:151.45pt;height:36.8pt;z-index:251668480;visibility:visible;mso-wrap-style:square;mso-width-percent:0;mso-height-percent:0;mso-wrap-distance-left:9pt;mso-wrap-distance-top:0;mso-wrap-distance-right:9pt;mso-wrap-distance-bottom:0;mso-position-horizontal:absolute;mso-position-horizontal-relative:text;mso-position-vertical:absolute;mso-position-vertical-relative:text;mso-width-percent:0;mso-height-percent:0;mso-width-relative:margin;mso-height-relative:margin;v-text-anchor:middle" o:gfxdata="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" fillcolor="#a5d5e2 [1624]" strokecolor="#40a7c2 [3048]">
+              <v:rect w14:anchorId="73D4CCFA" id="מלבן 45" o:spid="_x0000_s1026" style="position:absolute;left:0;text-align:left;margin-left:313.35pt;margin-top:355.9pt;width:151.45pt;height:36.8pt;z-index:251668480;visibility:visible;mso-wrap-style:square;mso-width-percent:0;mso-height-percent:0;mso-wrap-distance-left:9pt;mso-wrap-distance-top:0;mso-wrap-distance-right:9pt;mso-wrap-distance-bottom:0;mso-position-horizontal:absolute;mso-position-horizontal-relative:text;mso-position-vertical:absolute;mso-position-vertical-relative:text;mso-width-percent:0;mso-height-percent:0;mso-width-relative:margin;mso-height-relative:margin;v-text-anchor:middle" o:gfxdata="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" fillcolor="#a5d5e2 [1624]" strokecolor="#40a7c2 [3048]">
                 <v:fill color2="#e4f2f6 [504]" rotate="t" angle="180" colors="0 #9eeaff;22938f #bbefff;1 #e4f9ff" focus="100%" type="gradient"/>
                 <v:shadow on="t" color="black" opacity="24903f" origin=",.5" offset="0,.55556mm"/>
                 <v:path arrowok="t"/>
@@ -11054,7 +10963,7 @@
           </mc:Choice>
           <mc:Fallback>
             <w:pict>
-              <v:rect w14:anchorId="36E04B6A" id="מלבן 42" o:spid="_x0000_s1027" style="position:absolute;left:0;text-align:left;margin-left:144.1pt;margin-top:456.9pt;width:151.45pt;height:36.8pt;z-index:251666432;visibility:visible;mso-wrap-style:square;mso-width-percent:0;mso-height-percent:0;mso-wrap-distance-left:9pt;mso-wrap-distance-top:0;mso-wrap-distance-right:9pt;mso-wrap-distance-bottom:0;mso-position-horizontal:absolute;mso-position-horizontal-relative:text;mso-position-vertical:absolute;mso-position-vertical-relative:text;mso-width-percent:0;mso-height-percent:0;mso-width-relative:margin;mso-height-relative:margin;v-text-anchor:middle" o:gfxdata="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" fillcolor="#a5d5e2 [1624]" strokecolor="#40a7c2 [3048]">
+              <v:rect w14:anchorId="36E04B6A" id="מלבן 42" o:spid="_x0000_s1027" style="position:absolute;left:0;text-align:left;margin-left:144.1pt;margin-top:456.9pt;width:151.45pt;height:36.8pt;z-index:251666432;visibility:visible;mso-wrap-style:square;mso-width-percent:0;mso-height-percent:0;mso-wrap-distance-left:9pt;mso-wrap-distance-top:0;mso-wrap-distance-right:9pt;mso-wrap-distance-bottom:0;mso-position-horizontal:absolute;mso-position-horizontal-relative:text;mso-position-vertical:absolute;mso-position-vertical-relative:text;mso-width-percent:0;mso-height-percent:0;mso-width-relative:margin;mso-height-relative:margin;v-text-anchor:middle" o:gfxdata="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" fillcolor="#a5d5e2 [1624]" strokecolor="#40a7c2 [3048]">
                 <v:fill color2="#e4f2f6 [504]" rotate="t" angle="180" colors="0 #9eeaff;22938f #bbefff;1 #e4f9ff" focus="100%" type="gradient"/>
                 <v:shadow on="t" color="black" opacity="24903f" origin=",.5" offset="0,.55556mm"/>
                 <v:path arrowok="t"/>
@@ -11263,7 +11172,7 @@
           </mc:Choice>
           <mc:Fallback>
             <w:pict>
-              <v:rect w14:anchorId="5BA16EDB" id="מלבן 39" o:spid="_x0000_s1028" style="position:absolute;left:0;text-align:left;margin-left:149.9pt;margin-top:372pt;width:151.45pt;height:36.8pt;z-index:251664384;visibility:visible;mso-wrap-style:square;mso-width-percent:0;mso-height-percent:0;mso-wrap-distance-left:9pt;mso-wrap-distance-top:0;mso-wrap-distance-right:9pt;mso-wrap-distance-bottom:0;mso-position-horizontal:absolute;mso-position-horizontal-relative:text;mso-position-vertical:absolute;mso-position-vertical-relative:text;mso-width-percent:0;mso-height-percent:0;mso-width-relative:margin;mso-height-relative:margin;v-text-anchor:middle" o:gfxdata="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" fillcolor="#a5d5e2 [1624]" strokecolor="#40a7c2 [3048]">
+              <v:rect w14:anchorId="5BA16EDB" id="מלבן 39" o:spid="_x0000_s1028" style="position:absolute;left:0;text-align:left;margin-left:149.9pt;margin-top:372pt;width:151.45pt;height:36.8pt;z-index:251664384;visibility:visible;mso-wrap-style:square;mso-width-percent:0;mso-height-percent:0;mso-wrap-distance-left:9pt;mso-wrap-distance-top:0;mso-wrap-distance-right:9pt;mso-wrap-distance-bottom:0;mso-position-horizontal:absolute;mso-position-horizontal-relative:text;mso-position-vertical:absolute;mso-position-vertical-relative:text;mso-width-percent:0;mso-height-percent:0;mso-width-relative:margin;mso-height-relative:margin;v-text-anchor:middle" o:gfxdata="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" fillcolor="#a5d5e2 [1624]" strokecolor="#40a7c2 [3048]">
                 <v:fill color2="#e4f2f6 [504]" rotate="t" angle="180" colors="0 #9eeaff;22938f #bbefff;1 #e4f9ff" focus="100%" type="gradient"/>
                 <v:shadow on="t" color="black" opacity="24903f" origin=",.5" offset="0,.55556mm"/>
                 <v:path arrowok="t"/>
@@ -11472,7 +11381,7 @@
           </mc:Choice>
           <mc:Fallback>
             <w:pict>
-              <v:rect w14:anchorId="754F691C" id="מלבן 34" o:spid="_x0000_s1029" style="position:absolute;left:0;text-align:left;margin-left:-13.55pt;margin-top:356.3pt;width:151.45pt;height:36.8pt;z-index:251661312;visibility:visible;mso-wrap-style:square;mso-width-percent:0;mso-height-percent:0;mso-wrap-distance-left:9pt;mso-wrap-distance-top:0;mso-wrap-distance-right:9pt;mso-wrap-distance-bottom:0;mso-position-horizontal:absolute;mso-position-horizontal-relative:text;mso-position-vertical:absolute;mso-position-vertical-relative:text;mso-width-percent:0;mso-height-percent:0;mso-width-relative:margin;mso-height-relative:margin;v-text-anchor:middle" o:gfxdata="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" fillcolor="#a5d5e2 [1624]" strokecolor="#40a7c2 [3048]">
+              <v:rect w14:anchorId="754F691C" id="מלבן 34" o:spid="_x0000_s1029" style="position:absolute;left:0;text-align:left;margin-left:-13.55pt;margin-top:356.3pt;width:151.45pt;height:36.8pt;z-index:251661312;visibility:visible;mso-wrap-style:square;mso-width-percent:0;mso-height-percent:0;mso-wrap-distance-left:9pt;mso-wrap-distance-top:0;mso-wrap-distance-right:9pt;mso-wrap-distance-bottom:0;mso-position-horizontal:absolute;mso-position-horizontal-relative:text;mso-position-vertical:absolute;mso-position-vertical-relative:text;mso-width-percent:0;mso-height-percent:0;mso-width-relative:margin;mso-height-relative:margin;v-text-anchor:middle" o:gfxdata="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" fillcolor="#a5d5e2 [1624]" strokecolor="#40a7c2 [3048]">
                 <v:fill color2="#e4f2f6 [504]" rotate="t" angle="180" colors="0 #9eeaff;22938f #bbefff;1 #e4f9ff" focus="100%" type="gradient"/>
                 <v:shadow on="t" color="black" opacity="24903f" origin=",.5" offset="0,.55556mm"/>
                 <v:path arrowok="t"/>
@@ -11920,7 +11829,7 @@
           </mc:Choice>
           <mc:Fallback>
             <w:pict>
-              <v:rect w14:anchorId="75ED955C" id="מלבן 25" o:spid="_x0000_s1030" style="position:absolute;left:0;text-align:left;margin-left:144.55pt;margin-top:287.45pt;width:151.45pt;height:36.8pt;z-index:251657216;visibility:visible;mso-wrap-style:square;mso-width-percent:0;mso-height-percent:0;mso-wrap-distance-left:9pt;mso-wrap-distance-top:0;mso-wrap-distance-right:9pt;mso-wrap-distance-bottom:0;mso-position-horizontal:absolute;mso-position-horizontal-relative:text;mso-position-vertical:absolute;mso-position-vertical-relative:text;mso-width-percent:0;mso-height-percent:0;mso-width-relative:margin;mso-height-relative:margin;v-text-anchor:middle" o:gfxdata="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" fillcolor="#a5d5e2 [1624]" strokecolor="#40a7c2 [3048]">
+              <v:rect w14:anchorId="75ED955C" id="מלבן 25" o:spid="_x0000_s1030" style="position:absolute;left:0;text-align:left;margin-left:144.55pt;margin-top:287.45pt;width:151.45pt;height:36.8pt;z-index:251657216;visibility:visible;mso-wrap-style:square;mso-width-percent:0;mso-height-percent:0;mso-wrap-distance-left:9pt;mso-wrap-distance-top:0;mso-wrap-distance-right:9pt;mso-wrap-distance-bottom:0;mso-position-horizontal:absolute;mso-position-horizontal-relative:text;mso-position-vertical:absolute;mso-position-vertical-relative:text;mso-width-percent:0;mso-height-percent:0;mso-width-relative:margin;mso-height-relative:margin;v-text-anchor:middle" o:gfxdata="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" fillcolor="#a5d5e2 [1624]" strokecolor="#40a7c2 [3048]">
                 <v:fill color2="#e4f2f6 [504]" rotate="t" angle="180" colors="0 #9eeaff;22938f #bbefff;1 #e4f9ff" focus="100%" type="gradient"/>
                 <v:shadow on="t" color="black" opacity="24903f" origin=",.5" offset="0,.55556mm"/>
                 <v:path arrowok="t"/>
@@ -12129,7 +12038,7 @@
           </mc:Choice>
           <mc:Fallback>
             <w:pict>
-              <v:rect w14:anchorId="164C78F1" id="מלבן 23" o:spid="_x0000_s1031" style="position:absolute;left:0;text-align:left;margin-left:144.7pt;margin-top:210.05pt;width:151.45pt;height:36.8pt;z-index:251655168;visibility:visible;mso-wrap-style:square;mso-width-percent:0;mso-height-percent:0;mso-wrap-distance-left:9pt;mso-wrap-distance-top:0;mso-wrap-distance-right:9pt;mso-wrap-distance-bottom:0;mso-position-horizontal:absolute;mso-position-horizontal-relative:text;mso-position-vertical:absolute;mso-position-vertical-relative:text;mso-width-percent:0;mso-height-percent:0;mso-width-relative:margin;mso-height-relative:margin;v-text-anchor:middle" o:gfxdata="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" fillcolor="#a5d5e2 [1624]" strokecolor="#40a7c2 [3048]">
+              <v:rect w14:anchorId="164C78F1" id="מלבן 23" o:spid="_x0000_s1031" style="position:absolute;left:0;text-align:left;margin-left:144.7pt;margin-top:210.05pt;width:151.45pt;height:36.8pt;z-index:251655168;visibility:visible;mso-wrap-style:square;mso-width-percent:0;mso-height-percent:0;mso-wrap-distance-left:9pt;mso-wrap-distance-top:0;mso-wrap-distance-right:9pt;mso-wrap-distance-bottom:0;mso-position-horizontal:absolute;mso-position-horizontal-relative:text;mso-position-vertical:absolute;mso-position-vertical-relative:text;mso-width-percent:0;mso-height-percent:0;mso-width-relative:margin;mso-height-relative:margin;v-text-anchor:middle" o:gfxdata="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" fillcolor="#a5d5e2 [1624]" strokecolor="#40a7c2 [3048]">
                 <v:fill color2="#e4f2f6 [504]" rotate="t" angle="180" colors="0 #9eeaff;22938f #bbefff;1 #e4f9ff" focus="100%" type="gradient"/>
                 <v:shadow on="t" color="black" opacity="24903f" origin=",.5" offset="0,.55556mm"/>
                 <v:path arrowok="t"/>
@@ -12338,7 +12247,7 @@
           </mc:Choice>
           <mc:Fallback>
             <w:pict>
-              <v:rect w14:anchorId="3C380346" id="מלבן 17" o:spid="_x0000_s1032" style="position:absolute;left:0;text-align:left;margin-left:-66.65pt;margin-top:70.7pt;width:159.85pt;height:36.8pt;z-index:251650048;visibility:visible;mso-wrap-style:square;mso-width-percent:0;mso-height-percent:0;mso-wrap-distance-left:9pt;mso-wrap-distance-top:0;mso-wrap-distance-right:9pt;mso-wrap-distance-bottom:0;mso-position-horizontal:absolute;mso-position-horizontal-relative:text;mso-position-vertical:absolute;mso-position-vertical-relative:text;mso-width-percent:0;mso-height-percent:0;mso-width-relative:margin;mso-height-relative:margin;v-text-anchor:middle" o:gfxdata="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" fillcolor="#a5d5e2 [1624]" strokecolor="#40a7c2 [3048]">
+              <v:rect w14:anchorId="3C380346" id="מלבן 17" o:spid="_x0000_s1032" style="position:absolute;left:0;text-align:left;margin-left:-66.65pt;margin-top:70.7pt;width:159.85pt;height:36.8pt;z-index:251650048;visibility:visible;mso-wrap-style:square;mso-width-percent:0;mso-height-percent:0;mso-wrap-distance-left:9pt;mso-wrap-distance-top:0;mso-wrap-distance-right:9pt;mso-wrap-distance-bottom:0;mso-position-horizontal:absolute;mso-position-horizontal-relative:text;mso-position-vertical:absolute;mso-position-vertical-relative:text;mso-width-percent:0;mso-height-percent:0;mso-width-relative:margin;mso-height-relative:margin;v-text-anchor:middle" o:gfxdata="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" fillcolor="#a5d5e2 [1624]" strokecolor="#40a7c2 [3048]">
                 <v:fill color2="#e4f2f6 [504]" rotate="t" angle="180" colors="0 #9eeaff;22938f #bbefff;1 #e4f9ff" focus="100%" type="gradient"/>
                 <v:shadow on="t" color="black" opacity="24903f" origin=",.5" offset="0,.55556mm"/>
                 <v:path arrowok="t"/>
@@ -12547,7 +12456,7 @@
           </mc:Choice>
           <mc:Fallback>
             <w:pict>
-              <v:rect w14:anchorId="458B22D2" id="מלבן 20" o:spid="_x0000_s1033" style="position:absolute;left:0;text-align:left;margin-left:295.75pt;margin-top:131.35pt;width:187pt;height:36.8pt;z-index:251653120;visibility:visible;mso-wrap-style:square;mso-width-percent:0;mso-height-percent:0;mso-wrap-distance-left:9pt;mso-wrap-distance-top:0;mso-wrap-distance-right:9pt;mso-wrap-distance-bottom:0;mso-position-horizontal:absolute;mso-position-horizontal-relative:text;mso-position-vertical:absolute;mso-position-vertical-relative:text;mso-width-percent:0;mso-height-percent:0;mso-width-relative:margin;mso-height-relative:margin;v-text-anchor:middle" o:gfxdata="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" fillcolor="#a5d5e2 [1624]" strokecolor="#40a7c2 [3048]">
+              <v:rect w14:anchorId="458B22D2" id="מלבן 20" o:spid="_x0000_s1033" style="position:absolute;left:0;text-align:left;margin-left:295.75pt;margin-top:131.35pt;width:187pt;height:36.8pt;z-index:251653120;visibility:visible;mso-wrap-style:square;mso-width-percent:0;mso-height-percent:0;mso-wrap-distance-left:9pt;mso-wrap-distance-top:0;mso-wrap-distance-right:9pt;mso-wrap-distance-bottom:0;mso-position-horizontal:absolute;mso-position-horizontal-relative:text;mso-position-vertical:absolute;mso-position-vertical-relative:text;mso-width-percent:0;mso-height-percent:0;mso-width-relative:margin;mso-height-relative:margin;v-text-anchor:middle" o:gfxdata="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" fillcolor="#a5d5e2 [1624]" strokecolor="#40a7c2 [3048]">
                 <v:fill color2="#e4f2f6 [504]" rotate="t" angle="180" colors="0 #9eeaff;22938f #bbefff;1 #e4f9ff" focus="100%" type="gradient"/>
                 <v:shadow on="t" color="black" opacity="24903f" origin=",.5" offset="0,.55556mm"/>
                 <v:path arrowok="t"/>
@@ -12756,7 +12665,7 @@
           </mc:Choice>
           <mc:Fallback>
             <w:pict>
-              <v:rect w14:anchorId="3E72E260" id="מלבן 18" o:spid="_x0000_s1034" style="position:absolute;left:0;text-align:left;margin-left:28.65pt;margin-top:127.65pt;width:187pt;height:36.8pt;z-index:251651072;visibility:visible;mso-wrap-style:square;mso-width-percent:0;mso-height-percent:0;mso-wrap-distance-left:9pt;mso-wrap-distance-top:0;mso-wrap-distance-right:9pt;mso-wrap-distance-bottom:0;mso-position-horizontal:absolute;mso-position-horizontal-relative:text;mso-position-vertical:absolute;mso-position-vertical-relative:text;mso-width-percent:0;mso-height-percent:0;mso-width-relative:margin;mso-height-relative:margin;v-text-anchor:middle" o:gfxdata="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" fillcolor="#a5d5e2 [1624]" strokecolor="#40a7c2 [3048]">
+              <v:rect w14:anchorId="3E72E260" id="מלבן 18" o:spid="_x0000_s1034" style="position:absolute;left:0;text-align:left;margin-left:28.65pt;margin-top:127.65pt;width:187pt;height:36.8pt;z-index:251651072;visibility:visible;mso-wrap-style:square;mso-width-percent:0;mso-height-percent:0;mso-wrap-distance-left:9pt;mso-wrap-distance-top:0;mso-wrap-distance-right:9pt;mso-wrap-distance-bottom:0;mso-position-horizontal:absolute;mso-position-horizontal-relative:text;mso-position-vertical:absolute;mso-position-vertical-relative:text;mso-width-percent:0;mso-height-percent:0;mso-width-relative:margin;mso-height-relative:margin;v-text-anchor:middle" o:gfxdata="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" fillcolor="#a5d5e2 [1624]" strokecolor="#40a7c2 [3048]">
                 <v:fill color2="#e4f2f6 [504]" rotate="t" angle="180" colors="0 #9eeaff;22938f #bbefff;1 #e4f9ff" focus="100%" type="gradient"/>
                 <v:shadow on="t" color="black" opacity="24903f" origin=",.5" offset="0,.55556mm"/>
                 <v:path arrowok="t"/>
@@ -12885,7 +12794,7 @@
           </mc:Choice>
           <mc:Fallback>
             <w:pict>
-              <v:rect w14:anchorId="58636014" id="מלבן 19" o:spid="_x0000_s1035" style="position:absolute;left:0;text-align:left;margin-left:194.95pt;margin-top:82.55pt;width:187pt;height:36.8pt;z-index:251652096;visibility:visible;mso-wrap-style:square;mso-width-percent:0;mso-height-percent:0;mso-wrap-distance-left:9pt;mso-wrap-distance-top:0;mso-wrap-distance-right:9pt;mso-wrap-distance-bottom:0;mso-position-horizontal:absolute;mso-position-horizontal-relative:text;mso-position-vertical:absolute;mso-position-vertical-relative:text;mso-width-percent:0;mso-height-percent:0;mso-width-relative:margin;mso-height-relative:margin;v-text-anchor:middle" o:gfxdata="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" fillcolor="#a5d5e2 [1624]" strokecolor="#40a7c2 [3048]">
+              <v:rect w14:anchorId="58636014" id="מלבן 19" o:spid="_x0000_s1035" style="position:absolute;left:0;text-align:left;margin-left:194.95pt;margin-top:82.55pt;width:187pt;height:36.8pt;z-index:251652096;visibility:visible;mso-wrap-style:square;mso-width-percent:0;mso-height-percent:0;mso-wrap-distance-left:9pt;mso-wrap-distance-top:0;mso-wrap-distance-right:9pt;mso-wrap-distance-bottom:0;mso-position-horizontal:absolute;mso-position-horizontal-relative:text;mso-position-vertical:absolute;mso-position-vertical-relative:text;mso-width-percent:0;mso-height-percent:0;mso-width-relative:margin;mso-height-relative:margin;v-text-anchor:middle" o:gfxdata="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" fillcolor="#a5d5e2 [1624]" strokecolor="#40a7c2 [3048]">
                 <v:fill color2="#e4f2f6 [504]" rotate="t" angle="180" colors="0 #9eeaff;22938f #bbefff;1 #e4f9ff" focus="100%" type="gradient"/>
                 <v:shadow on="t" color="black" opacity="24903f" origin=",.5" offset="0,.55556mm"/>
                 <v:path arrowok="t"/>
@@ -13188,7 +13097,7 @@
           </mc:Choice>
           <mc:Fallback>
             <w:pict>
-              <v:rect w14:anchorId="54F50EAB" id="מלבן 13" o:spid="_x0000_s1036" style="position:absolute;left:0;text-align:left;margin-left:123.65pt;margin-top:4.3pt;width:156.55pt;height:36.8pt;z-index:251644928;visibility:visible;mso-wrap-style:square;mso-width-percent:0;mso-height-percent:0;mso-wrap-distance-left:9pt;mso-wrap-distance-top:0;mso-wrap-distance-right:9pt;mso-wrap-distance-bottom:0;mso-position-horizontal:absolute;mso-position-horizontal-relative:text;mso-position-vertical:absolute;mso-position-vertical-relative:text;mso-width-percent:0;mso-height-percent:0;mso-width-relative:margin;mso-height-relative:margin;v-text-anchor:middle" o:gfxdata="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" fillcolor="#a5d5e2 [1624]" strokecolor="#40a7c2 [3048]">
+              <v:rect w14:anchorId="54F50EAB" id="מלבן 13" o:spid="_x0000_s1036" style="position:absolute;left:0;text-align:left;margin-left:123.65pt;margin-top:4.3pt;width:156.55pt;height:36.8pt;z-index:251644928;visibility:visible;mso-wrap-style:square;mso-width-percent:0;mso-height-percent:0;mso-wrap-distance-left:9pt;mso-wrap-distance-top:0;mso-wrap-distance-right:9pt;mso-wrap-distance-bottom:0;mso-position-horizontal:absolute;mso-position-horizontal-relative:text;mso-position-vertical:absolute;mso-position-vertical-relative:text;mso-width-percent:0;mso-height-percent:0;mso-width-relative:margin;mso-height-relative:margin;v-text-anchor:middle" o:gfxdata="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" fillcolor="#a5d5e2 [1624]" strokecolor="#40a7c2 [3048]">
                 <v:fill color2="#e4f2f6 [504]" rotate="t" angle="180" colors="0 #9eeaff;22938f #bbefff;1 #e4f9ff" focus="100%" type="gradient"/>
                 <v:shadow on="t" color="black" opacity="24903f" origin=",.5" offset="0,.55556mm"/>
                 <v:path arrowok="t"/>
@@ -13615,14 +13524,12 @@
         </w:rPr>
         <w:t xml:space="preserve"> ב-</w:t>
       </w:r>
-      <w:proofErr w:type="spellStart"/>
       <w:r>
         <w:rPr>
           <w:color w:val="0000FF"/>
         </w:rPr>
         <w:t>onPause</w:t>
       </w:r>
-      <w:proofErr w:type="spellEnd"/>
       <w:r>
         <w:rPr>
           <w:rFonts w:hint="cs"/>
@@ -13631,14 +13538,12 @@
         </w:rPr>
         <w:t xml:space="preserve"> שומרים לקובץ את מצב המערכת, ב-</w:t>
       </w:r>
-      <w:proofErr w:type="spellStart"/>
       <w:r>
         <w:rPr>
           <w:color w:val="0000FF"/>
         </w:rPr>
         <w:t>onResume</w:t>
       </w:r>
-      <w:proofErr w:type="spellEnd"/>
       <w:r>
         <w:rPr>
           <w:rFonts w:hint="cs"/>
@@ -13928,19 +13833,11 @@
         </w:rPr>
         <w:t>אם יש תפריטים גם על פקדים (</w:t>
       </w:r>
-      <w:proofErr w:type="spellStart"/>
-      <w:r>
-        <w:rPr>
-          <w:color w:val="0000FF"/>
-        </w:rPr>
-        <w:t>Conext</w:t>
-      </w:r>
-      <w:proofErr w:type="spellEnd"/>
-      <w:r>
-        <w:rPr>
-          <w:color w:val="0000FF"/>
-        </w:rPr>
-        <w:t xml:space="preserve"> menu</w:t>
+      <w:r>
+        <w:rPr>
+          <w:color w:val="0000FF"/>
+        </w:rPr>
+        <w:t>Conext menu</w:t>
       </w:r>
       <w:r>
         <w:rPr>
@@ -14180,14 +14077,12 @@
         </w:rPr>
         <w:t>העתיקו מה-</w:t>
       </w:r>
-      <w:proofErr w:type="spellStart"/>
       <w:r>
         <w:rPr>
           <w:color w:val="0000FF"/>
         </w:rPr>
         <w:t>AndroidManifest</w:t>
       </w:r>
-      <w:proofErr w:type="spellEnd"/>
       <w:r>
         <w:rPr>
           <w:rFonts w:hint="cs"/>
@@ -14269,7 +14164,6 @@
           <w:rtl/>
         </w:rPr>
       </w:pPr>
-      <w:proofErr w:type="spellStart"/>
       <w:proofErr w:type="gramStart"/>
       <w:r>
         <w:rPr>
@@ -14284,7 +14178,6 @@
         </w:rPr>
         <w:t>.VIBRATE</w:t>
       </w:r>
-      <w:proofErr w:type="spellEnd"/>
       <w:r>
         <w:rPr>
           <w:rFonts w:hint="cs"/>
@@ -15487,16 +15380,8 @@
         <w:rPr>
           <w:color w:val="0000FF"/>
         </w:rPr>
-        <w:t>Alt-</w:t>
-      </w:r>
-      <w:proofErr w:type="spellStart"/>
-      <w:r>
-        <w:rPr>
-          <w:color w:val="0000FF"/>
-        </w:rPr>
-        <w:t>PrtScn</w:t>
-      </w:r>
-      <w:proofErr w:type="spellEnd"/>
+        <w:t>Alt-PrtScn</w:t>
+      </w:r>
       <w:r>
         <w:rPr>
           <w:rFonts w:hint="cs"/>
@@ -15903,23 +15788,13 @@
         </w:rPr>
         <w:t>(</w:t>
       </w:r>
-      <w:proofErr w:type="spellStart"/>
       <w:r>
         <w:rPr>
           <w:b/>
           <w:bCs/>
           <w:color w:val="0000FF"/>
         </w:rPr>
-        <w:t>PlantUML</w:t>
-      </w:r>
-      <w:proofErr w:type="spellEnd"/>
-      <w:r>
-        <w:rPr>
-          <w:b/>
-          <w:bCs/>
-          <w:color w:val="0000FF"/>
-        </w:rPr>
-        <w:t xml:space="preserve"> Integration</w:t>
+        <w:t>PlantUML Integration</w:t>
       </w:r>
       <w:r>
         <w:rPr>
@@ -15940,23 +15815,13 @@
         </w:rPr>
         <w:t xml:space="preserve">+ </w:t>
       </w:r>
-      <w:proofErr w:type="spellStart"/>
       <w:r>
         <w:rPr>
           <w:b/>
           <w:bCs/>
           <w:color w:val="0000FF"/>
         </w:rPr>
-        <w:t>PlantUML</w:t>
-      </w:r>
-      <w:proofErr w:type="spellEnd"/>
-      <w:r>
-        <w:rPr>
-          <w:b/>
-          <w:bCs/>
-          <w:color w:val="0000FF"/>
-        </w:rPr>
-        <w:t xml:space="preserve"> Parser</w:t>
+        <w:t>PlantUML Parser</w:t>
       </w:r>
       <w:r>
         <w:rPr>
@@ -16173,8 +16038,6 @@
             <w:rPrChange w:id="113" w:author="יוסי ירון" w:date="2026-03-16T15:26:00Z" w16du:dateUtc="2026-03-16T13:26:00Z">
               <w:rPr>
                 <w:rFonts w:hint="eastAsia"/>
-                <w:b w:val="0"/>
-                <w:bCs w:val="0"/>
                 <w:rtl/>
               </w:rPr>
             </w:rPrChange>
@@ -16189,8 +16052,6 @@
             <w:rtl/>
             <w:rPrChange w:id="114" w:author="יוסי ירון" w:date="2026-03-16T15:26:00Z" w16du:dateUtc="2026-03-16T13:26:00Z">
               <w:rPr>
-                <w:b w:val="0"/>
-                <w:bCs w:val="0"/>
                 <w:rtl/>
               </w:rPr>
             </w:rPrChange>
@@ -17278,29 +17139,7 @@
           <w:iCs/>
           <w:color w:val="0000FF"/>
         </w:rPr>
-        <w:t>(</w:t>
-      </w:r>
-      <w:proofErr w:type="spellStart"/>
-      <w:r>
-        <w:rPr>
-          <w:b/>
-          <w:bCs/>
-          <w:i/>
-          <w:iCs/>
-          <w:color w:val="0000FF"/>
-        </w:rPr>
-        <w:t>sqlite</w:t>
-      </w:r>
-      <w:proofErr w:type="spellEnd"/>
-      <w:r>
-        <w:rPr>
-          <w:b/>
-          <w:bCs/>
-          <w:i/>
-          <w:iCs/>
-          <w:color w:val="0000FF"/>
-        </w:rPr>
-        <w:t>)</w:t>
+        <w:t>(sqlite)</w:t>
       </w:r>
       <w:r>
         <w:rPr>
@@ -17598,7 +17437,6 @@
           <w:szCs w:val="18"/>
         </w:rPr>
       </w:pPr>
-      <w:proofErr w:type="spellStart"/>
       <w:r>
         <w:rPr>
           <w:rFonts w:ascii="Segoe UI" w:hAnsi="Segoe UI" w:cs="Segoe UI"/>
@@ -17606,17 +17444,7 @@
           <w:sz w:val="18"/>
           <w:szCs w:val="18"/>
         </w:rPr>
-        <w:t>Settings.loadUserDetailsFromText</w:t>
-      </w:r>
-      <w:proofErr w:type="spellEnd"/>
-      <w:r>
-        <w:rPr>
-          <w:rFonts w:ascii="Segoe UI" w:hAnsi="Segoe UI" w:cs="Segoe UI"/>
-          <w:color w:val="0033CC"/>
-          <w:sz w:val="18"/>
-          <w:szCs w:val="18"/>
-        </w:rPr>
-        <w:t>()</w:t>
+        <w:t>Settings.loadUserDetailsFromText()</w:t>
       </w:r>
     </w:p>
     <w:p>
@@ -17634,7 +17462,6 @@
           <w:szCs w:val="18"/>
         </w:rPr>
       </w:pPr>
-      <w:proofErr w:type="spellStart"/>
       <w:r>
         <w:rPr>
           <w:rFonts w:ascii="Segoe UI" w:hAnsi="Segoe UI" w:cs="Segoe UI"/>
@@ -17644,7 +17471,6 @@
         </w:rPr>
         <w:t>Settings.saveUserDetailsToText</w:t>
       </w:r>
-      <w:proofErr w:type="spellEnd"/>
     </w:p>
     <w:p>
       <w:pPr>
@@ -17661,7 +17487,6 @@
           <w:szCs w:val="18"/>
         </w:rPr>
       </w:pPr>
-      <w:proofErr w:type="spellStart"/>
       <w:r>
         <w:rPr>
           <w:rFonts w:ascii="Segoe UI" w:hAnsi="Segoe UI" w:cs="Segoe UI"/>
@@ -17669,17 +17494,7 @@
           <w:sz w:val="18"/>
           <w:szCs w:val="18"/>
         </w:rPr>
-        <w:t>MainActivity.isNotificationVisible</w:t>
-      </w:r>
-      <w:proofErr w:type="spellEnd"/>
-      <w:r>
-        <w:rPr>
-          <w:rFonts w:ascii="Segoe UI" w:hAnsi="Segoe UI" w:cs="Segoe UI"/>
-          <w:color w:val="0033CC"/>
-          <w:sz w:val="18"/>
-          <w:szCs w:val="18"/>
-        </w:rPr>
-        <w:t>()</w:t>
+        <w:t>MainActivity.isNotificationVisible()</w:t>
       </w:r>
       <w:r>
         <w:rPr>
@@ -17706,7 +17521,6 @@
           <w:szCs w:val="18"/>
         </w:rPr>
       </w:pPr>
-      <w:proofErr w:type="spellStart"/>
       <w:r>
         <w:rPr>
           <w:rFonts w:ascii="Segoe UI" w:hAnsi="Segoe UI" w:cs="Segoe UI"/>
@@ -17714,17 +17528,7 @@
           <w:sz w:val="18"/>
           <w:szCs w:val="18"/>
         </w:rPr>
-        <w:t>Receiver.loadUserDetailsFromText</w:t>
-      </w:r>
-      <w:proofErr w:type="spellEnd"/>
-      <w:r>
-        <w:rPr>
-          <w:rFonts w:ascii="Segoe UI" w:hAnsi="Segoe UI" w:cs="Segoe UI"/>
-          <w:color w:val="0033CC"/>
-          <w:sz w:val="18"/>
-          <w:szCs w:val="18"/>
-        </w:rPr>
-        <w:t>()</w:t>
+        <w:t>Receiver.loadUserDetailsFromText()</w:t>
       </w:r>
       <w:r>
         <w:rPr>
@@ -17811,35 +17615,7 @@
           <w:sz w:val="19"/>
           <w:szCs w:val="19"/>
         </w:rPr>
-        <w:t xml:space="preserve">["Show notification" </w:t>
-      </w:r>
-      <w:proofErr w:type="spellStart"/>
-      <w:r>
-        <w:rPr>
-          <w:rFonts w:ascii="Segoe UI" w:hAnsi="Segoe UI" w:cs="Segoe UI"/>
-          <w:b/>
-          <w:bCs/>
-          <w:i/>
-          <w:iCs/>
-          <w:color w:val="0000FF"/>
-          <w:sz w:val="19"/>
-          <w:szCs w:val="19"/>
-        </w:rPr>
-        <w:t>CheckBox</w:t>
-      </w:r>
-      <w:proofErr w:type="spellEnd"/>
-      <w:r>
-        <w:rPr>
-          <w:rFonts w:ascii="Segoe UI" w:hAnsi="Segoe UI" w:cs="Segoe UI"/>
-          <w:b/>
-          <w:bCs/>
-          <w:i/>
-          <w:iCs/>
-          <w:color w:val="0000FF"/>
-          <w:sz w:val="19"/>
-          <w:szCs w:val="19"/>
-        </w:rPr>
-        <w:t xml:space="preserve"> state as string</w:t>
+        <w:t>["Show notification" CheckBox state as string</w:t>
       </w:r>
       <w:proofErr w:type="gramStart"/>
       <w:r>
@@ -18040,16 +17816,8 @@
         <w:rPr>
           <w:color w:val="0000FF"/>
         </w:rPr>
-        <w:t xml:space="preserve">Shared </w:t>
-      </w:r>
-      <w:proofErr w:type="spellStart"/>
-      <w:r>
-        <w:rPr>
-          <w:color w:val="0000FF"/>
-        </w:rPr>
-        <w:t>Prefernc</w:t>
-      </w:r>
-      <w:proofErr w:type="spellEnd"/>
+        <w:t>Shared Prefernc</w:t>
+      </w:r>
       <w:r>
         <w:rPr>
           <w:rFonts w:hint="cs"/>
@@ -18317,14 +18085,12 @@
         </w:rPr>
         <w:t xml:space="preserve"> שם אפשר לפתוח אותו עם  תוכנת </w:t>
       </w:r>
-      <w:proofErr w:type="spellStart"/>
       <w:r>
         <w:rPr>
           <w:color w:val="0000FF"/>
         </w:rPr>
         <w:t>SQLiteAdmin</w:t>
       </w:r>
-      <w:proofErr w:type="spellEnd"/>
       <w:r>
         <w:rPr>
           <w:color w:val="0000FF"/>
@@ -18345,41 +18111,31 @@
         </w:rPr>
         <w:t xml:space="preserve"> (</w:t>
       </w:r>
-      <w:r>
-        <w:fldChar w:fldCharType="begin"/>
-      </w:r>
-      <w:r>
-        <w:instrText>HYPERLINK "https://sqliteadmin.orbmu2k.de/"</w:instrText>
-      </w:r>
-      <w:r>
-        <w:fldChar w:fldCharType="separate"/>
+      <w:hyperlink r:id="rId14" w:history="1">
+        <w:r>
+          <w:rPr>
+            <w:rFonts w:hint="cs"/>
+            <w:u w:val="single"/>
+          </w:rPr>
+          <w:t>https://sqliteadmin.orbmu2k.de</w:t>
+        </w:r>
+        <w:r>
+          <w:rPr>
+            <w:rFonts w:hint="cs"/>
+          </w:rPr>
+          <w:t>/</w:t>
+        </w:r>
+      </w:hyperlink>
+      <w:r>
+        <w:rPr>
+          <w:color w:val="0000FF"/>
+          <w:rtl/>
+        </w:rPr>
+        <w:t>). שימ</w:t>
       </w:r>
       <w:r>
         <w:rPr>
           <w:rFonts w:hint="cs"/>
-          <w:u w:val="single"/>
-        </w:rPr>
-        <w:t>https://sqliteadmin.orbmu2k.de</w:t>
-      </w:r>
-      <w:r>
-        <w:rPr>
-          <w:rFonts w:hint="cs"/>
-        </w:rPr>
-        <w:t>/</w:t>
-      </w:r>
-      <w:r>
-        <w:fldChar w:fldCharType="end"/>
-      </w:r>
-      <w:r>
-        <w:rPr>
-          <w:color w:val="0000FF"/>
-          <w:rtl/>
-        </w:rPr>
-        <w:t>). שימ</w:t>
-      </w:r>
-      <w:r>
-        <w:rPr>
-          <w:rFonts w:hint="cs"/>
           <w:color w:val="0000FF"/>
           <w:rtl/>
         </w:rPr>
@@ -18396,16 +18152,8 @@
         <w:rPr>
           <w:color w:val="0000FF"/>
         </w:rPr>
-        <w:t>.</w:t>
-      </w:r>
-      <w:proofErr w:type="spellStart"/>
-      <w:r>
-        <w:rPr>
-          <w:color w:val="0000FF"/>
-        </w:rPr>
-        <w:t>db</w:t>
-      </w:r>
-      <w:proofErr w:type="spellEnd"/>
+        <w:t>.db</w:t>
+      </w:r>
       <w:r>
         <w:rPr>
           <w:color w:val="0000FF"/>
@@ -19942,10 +19690,6 @@
             <w:rtl/>
             <w:rPrChange w:id="267" w:author="יוסי ירון" w:date="2026-03-16T15:09:00Z" w16du:dateUtc="2026-03-16T13:09:00Z">
               <w:rPr>
-                <w:b w:val="0"/>
-                <w:bCs w:val="0"/>
-                <w:i w:val="0"/>
-                <w:iCs w:val="0"/>
                 <w:spacing w:val="-5"/>
                 <w:w w:val="105"/>
                 <w:rtl/>
@@ -19963,10 +19707,6 @@
             <w:rtl/>
             <w:rPrChange w:id="268" w:author="יוסי ירון" w:date="2026-03-16T15:09:00Z" w16du:dateUtc="2026-03-16T13:09:00Z">
               <w:rPr>
-                <w:b w:val="0"/>
-                <w:bCs w:val="0"/>
-                <w:i w:val="0"/>
-                <w:iCs w:val="0"/>
                 <w:spacing w:val="-7"/>
                 <w:w w:val="105"/>
                 <w:rtl/>
@@ -19984,10 +19724,6 @@
             <w:rtl/>
             <w:rPrChange w:id="269" w:author="יוסי ירון" w:date="2026-03-16T15:09:00Z" w16du:dateUtc="2026-03-16T13:09:00Z">
               <w:rPr>
-                <w:b w:val="0"/>
-                <w:bCs w:val="0"/>
-                <w:i w:val="0"/>
-                <w:iCs w:val="0"/>
                 <w:spacing w:val="-2"/>
                 <w:w w:val="105"/>
                 <w:rtl/>
@@ -20005,10 +19741,6 @@
             <w:rtl/>
             <w:rPrChange w:id="270" w:author="יוסי ירון" w:date="2026-03-16T15:09:00Z" w16du:dateUtc="2026-03-16T13:09:00Z">
               <w:rPr>
-                <w:b w:val="0"/>
-                <w:bCs w:val="0"/>
-                <w:i w:val="0"/>
-                <w:iCs w:val="0"/>
                 <w:spacing w:val="-8"/>
                 <w:w w:val="105"/>
                 <w:rtl/>
@@ -20026,10 +19758,6 @@
             <w:rtl/>
             <w:rPrChange w:id="271" w:author="יוסי ירון" w:date="2026-03-16T15:09:00Z" w16du:dateUtc="2026-03-16T13:09:00Z">
               <w:rPr>
-                <w:b w:val="0"/>
-                <w:bCs w:val="0"/>
-                <w:i w:val="0"/>
-                <w:iCs w:val="0"/>
                 <w:spacing w:val="-2"/>
                 <w:w w:val="105"/>
                 <w:rtl/>
@@ -20047,10 +19775,6 @@
             <w:rtl/>
             <w:rPrChange w:id="272" w:author="יוסי ירון" w:date="2026-03-16T15:09:00Z" w16du:dateUtc="2026-03-16T13:09:00Z">
               <w:rPr>
-                <w:b w:val="0"/>
-                <w:bCs w:val="0"/>
-                <w:i w:val="0"/>
-                <w:iCs w:val="0"/>
                 <w:spacing w:val="-5"/>
                 <w:w w:val="105"/>
                 <w:rtl/>
@@ -20068,10 +19792,6 @@
             <w:rtl/>
             <w:rPrChange w:id="273" w:author="יוסי ירון" w:date="2026-03-16T15:09:00Z" w16du:dateUtc="2026-03-16T13:09:00Z">
               <w:rPr>
-                <w:b w:val="0"/>
-                <w:bCs w:val="0"/>
-                <w:i w:val="0"/>
-                <w:iCs w:val="0"/>
                 <w:spacing w:val="-2"/>
                 <w:w w:val="105"/>
                 <w:rtl/>
@@ -20089,10 +19809,6 @@
             <w:rtl/>
             <w:rPrChange w:id="274" w:author="יוסי ירון" w:date="2026-03-16T15:09:00Z" w16du:dateUtc="2026-03-16T13:09:00Z">
               <w:rPr>
-                <w:b w:val="0"/>
-                <w:bCs w:val="0"/>
-                <w:i w:val="0"/>
-                <w:iCs w:val="0"/>
                 <w:spacing w:val="-8"/>
                 <w:w w:val="105"/>
                 <w:rtl/>
@@ -20110,10 +19826,6 @@
             <w:rtl/>
             <w:rPrChange w:id="275" w:author="יוסי ירון" w:date="2026-03-16T15:09:00Z" w16du:dateUtc="2026-03-16T13:09:00Z">
               <w:rPr>
-                <w:b w:val="0"/>
-                <w:bCs w:val="0"/>
-                <w:i w:val="0"/>
-                <w:iCs w:val="0"/>
                 <w:spacing w:val="-2"/>
                 <w:w w:val="105"/>
                 <w:rtl/>
@@ -20131,10 +19843,6 @@
             <w:rtl/>
             <w:rPrChange w:id="276" w:author="יוסי ירון" w:date="2026-03-16T15:09:00Z" w16du:dateUtc="2026-03-16T13:09:00Z">
               <w:rPr>
-                <w:b w:val="0"/>
-                <w:bCs w:val="0"/>
-                <w:i w:val="0"/>
-                <w:iCs w:val="0"/>
                 <w:spacing w:val="-4"/>
                 <w:w w:val="105"/>
                 <w:rtl/>
@@ -20152,10 +19860,6 @@
             <w:rtl/>
             <w:rPrChange w:id="277" w:author="יוסי ירון" w:date="2026-03-16T15:09:00Z" w16du:dateUtc="2026-03-16T13:09:00Z">
               <w:rPr>
-                <w:b w:val="0"/>
-                <w:bCs w:val="0"/>
-                <w:i w:val="0"/>
-                <w:iCs w:val="0"/>
                 <w:spacing w:val="-2"/>
                 <w:w w:val="105"/>
                 <w:rtl/>
@@ -20173,10 +19877,6 @@
             <w:rtl/>
             <w:rPrChange w:id="278" w:author="יוסי ירון" w:date="2026-03-16T15:09:00Z" w16du:dateUtc="2026-03-16T13:09:00Z">
               <w:rPr>
-                <w:b w:val="0"/>
-                <w:bCs w:val="0"/>
-                <w:i w:val="0"/>
-                <w:iCs w:val="0"/>
                 <w:spacing w:val="-5"/>
                 <w:w w:val="105"/>
                 <w:rtl/>
@@ -20194,10 +19894,6 @@
             <w:rtl/>
             <w:rPrChange w:id="279" w:author="יוסי ירון" w:date="2026-03-16T15:09:00Z" w16du:dateUtc="2026-03-16T13:09:00Z">
               <w:rPr>
-                <w:b w:val="0"/>
-                <w:bCs w:val="0"/>
-                <w:i w:val="0"/>
-                <w:iCs w:val="0"/>
                 <w:spacing w:val="-2"/>
                 <w:w w:val="105"/>
                 <w:rtl/>
@@ -20215,10 +19911,6 @@
             <w:rtl/>
             <w:rPrChange w:id="280" w:author="יוסי ירון" w:date="2026-03-16T15:09:00Z" w16du:dateUtc="2026-03-16T13:09:00Z">
               <w:rPr>
-                <w:b w:val="0"/>
-                <w:bCs w:val="0"/>
-                <w:i w:val="0"/>
-                <w:iCs w:val="0"/>
                 <w:spacing w:val="-7"/>
                 <w:w w:val="105"/>
                 <w:rtl/>
@@ -20236,10 +19928,6 @@
             <w:rtl/>
             <w:rPrChange w:id="281" w:author="יוסי ירון" w:date="2026-03-16T15:09:00Z" w16du:dateUtc="2026-03-16T13:09:00Z">
               <w:rPr>
-                <w:b w:val="0"/>
-                <w:bCs w:val="0"/>
-                <w:i w:val="0"/>
-                <w:iCs w:val="0"/>
                 <w:spacing w:val="-2"/>
                 <w:w w:val="105"/>
                 <w:rtl/>
@@ -20257,10 +19945,6 @@
             <w:rtl/>
             <w:rPrChange w:id="282" w:author="יוסי ירון" w:date="2026-03-16T15:09:00Z" w16du:dateUtc="2026-03-16T13:09:00Z">
               <w:rPr>
-                <w:b w:val="0"/>
-                <w:bCs w:val="0"/>
-                <w:i w:val="0"/>
-                <w:iCs w:val="0"/>
                 <w:spacing w:val="-5"/>
                 <w:w w:val="105"/>
                 <w:rtl/>
@@ -20278,10 +19962,6 @@
             <w:rtl/>
             <w:rPrChange w:id="283" w:author="יוסי ירון" w:date="2026-03-16T15:09:00Z" w16du:dateUtc="2026-03-16T13:09:00Z">
               <w:rPr>
-                <w:b w:val="0"/>
-                <w:bCs w:val="0"/>
-                <w:i w:val="0"/>
-                <w:iCs w:val="0"/>
                 <w:spacing w:val="-2"/>
                 <w:w w:val="105"/>
                 <w:rtl/>
@@ -20299,10 +19979,6 @@
             <w:rtl/>
             <w:rPrChange w:id="284" w:author="יוסי ירון" w:date="2026-03-16T15:09:00Z" w16du:dateUtc="2026-03-16T13:09:00Z">
               <w:rPr>
-                <w:b w:val="0"/>
-                <w:bCs w:val="0"/>
-                <w:i w:val="0"/>
-                <w:iCs w:val="0"/>
                 <w:spacing w:val="-8"/>
                 <w:w w:val="105"/>
                 <w:rtl/>
@@ -20320,10 +19996,6 @@
             <w:rtl/>
             <w:rPrChange w:id="285" w:author="יוסי ירון" w:date="2026-03-16T15:09:00Z" w16du:dateUtc="2026-03-16T13:09:00Z">
               <w:rPr>
-                <w:b w:val="0"/>
-                <w:bCs w:val="0"/>
-                <w:i w:val="0"/>
-                <w:iCs w:val="0"/>
                 <w:spacing w:val="-2"/>
                 <w:w w:val="105"/>
                 <w:rtl/>
@@ -20339,10 +20011,6 @@
             <w:w w:val="105"/>
             <w:rPrChange w:id="286" w:author="יוסי ירון" w:date="2026-03-16T15:09:00Z" w16du:dateUtc="2026-03-16T13:09:00Z">
               <w:rPr>
-                <w:b w:val="0"/>
-                <w:bCs w:val="0"/>
-                <w:i w:val="0"/>
-                <w:iCs w:val="0"/>
                 <w:spacing w:val="-2"/>
                 <w:w w:val="105"/>
               </w:rPr>
@@ -20830,96 +20498,78 @@
               </w:rPr>
             </w:rPrChange>
           </w:rPr>
-          <w:t>,</w:t>
-        </w:r>
-        <w:proofErr w:type="spellStart"/>
+          <w:t>,Github</w:t>
+        </w:r>
+        <w:r>
+          <w:rPr>
+            <w:color w:val="0000FF"/>
+            <w:spacing w:val="40"/>
+            <w:w w:val="110"/>
+            <w:rtl/>
+            <w:rPrChange w:id="321" w:author="יוסי ירון" w:date="2026-03-16T15:09:00Z" w16du:dateUtc="2026-03-16T13:09:00Z">
+              <w:rPr>
+                <w:spacing w:val="40"/>
+                <w:w w:val="110"/>
+                <w:rtl/>
+              </w:rPr>
+            </w:rPrChange>
+          </w:rPr>
+          <w:t xml:space="preserve"> </w:t>
+        </w:r>
+      </w:ins>
+      <w:ins w:id="322" w:author="יוסי ירון" w:date="2026-03-16T15:09:00Z" w16du:dateUtc="2026-03-16T13:09:00Z">
         <w:r>
           <w:rPr>
             <w:color w:val="0000FF"/>
             <w:spacing w:val="-2"/>
             <w:w w:val="110"/>
-            <w:rPrChange w:id="321" w:author="יוסי ירון" w:date="2026-03-16T15:09:00Z" w16du:dateUtc="2026-03-16T13:09:00Z">
+            <w:rPrChange w:id="323" w:author="יוסי ירון" w:date="2026-03-16T15:09:00Z" w16du:dateUtc="2026-03-16T13:09:00Z">
               <w:rPr>
                 <w:spacing w:val="-2"/>
                 <w:w w:val="110"/>
               </w:rPr>
             </w:rPrChange>
           </w:rPr>
-          <w:t>Github</w:t>
-        </w:r>
-        <w:proofErr w:type="spellEnd"/>
-        <w:r>
-          <w:rPr>
-            <w:color w:val="0000FF"/>
-            <w:spacing w:val="40"/>
-            <w:w w:val="110"/>
-            <w:rtl/>
-            <w:rPrChange w:id="322" w:author="יוסי ירון" w:date="2026-03-16T15:09:00Z" w16du:dateUtc="2026-03-16T13:09:00Z">
-              <w:rPr>
-                <w:spacing w:val="40"/>
-                <w:w w:val="110"/>
-                <w:rtl/>
-              </w:rPr>
-            </w:rPrChange>
-          </w:rPr>
-          <w:t xml:space="preserve"> </w:t>
+          <w:t>(</w:t>
         </w:r>
       </w:ins>
-      <w:ins w:id="323" w:author="יוסי ירון" w:date="2026-03-16T15:09:00Z" w16du:dateUtc="2026-03-16T13:09:00Z">
+      <w:ins w:id="324" w:author="יוסי ירון" w:date="2026-03-16T15:08:00Z" w16du:dateUtc="2026-03-16T13:08:00Z">
         <w:r>
           <w:rPr>
             <w:color w:val="0000FF"/>
             <w:spacing w:val="-2"/>
             <w:w w:val="110"/>
-            <w:rPrChange w:id="324" w:author="יוסי ירון" w:date="2026-03-16T15:09:00Z" w16du:dateUtc="2026-03-16T13:09:00Z">
+            <w:rPrChange w:id="325" w:author="יוסי ירון" w:date="2026-03-16T15:09:00Z" w16du:dateUtc="2026-03-16T13:09:00Z">
               <w:rPr>
                 <w:spacing w:val="-2"/>
                 <w:w w:val="110"/>
               </w:rPr>
             </w:rPrChange>
           </w:rPr>
-          <w:t>(</w:t>
-        </w:r>
-      </w:ins>
-      <w:proofErr w:type="spellStart"/>
-      <w:ins w:id="325" w:author="יוסי ירון" w:date="2026-03-16T15:08:00Z" w16du:dateUtc="2026-03-16T13:08:00Z">
+          <w:t>StackOverflow</w:t>
+        </w:r>
         <w:r>
           <w:rPr>
             <w:color w:val="0000FF"/>
             <w:spacing w:val="-2"/>
             <w:w w:val="110"/>
+            <w:rtl/>
             <w:rPrChange w:id="326" w:author="יוסי ירון" w:date="2026-03-16T15:09:00Z" w16du:dateUtc="2026-03-16T13:09:00Z">
               <w:rPr>
                 <w:spacing w:val="-2"/>
                 <w:w w:val="110"/>
+                <w:rtl/>
               </w:rPr>
             </w:rPrChange>
           </w:rPr>
-          <w:t>StackOverflow</w:t>
-        </w:r>
-        <w:proofErr w:type="spellEnd"/>
-        <w:r>
-          <w:rPr>
-            <w:color w:val="0000FF"/>
-            <w:spacing w:val="-2"/>
+          <w:t xml:space="preserve"> </w:t>
+        </w:r>
+        <w:r>
+          <w:rPr>
+            <w:color w:val="0000FF"/>
             <w:w w:val="110"/>
             <w:rtl/>
             <w:rPrChange w:id="327" w:author="יוסי ירון" w:date="2026-03-16T15:09:00Z" w16du:dateUtc="2026-03-16T13:09:00Z">
-              <w:rPr>
-                <w:spacing w:val="-2"/>
-                <w:w w:val="110"/>
-                <w:rtl/>
-              </w:rPr>
-            </w:rPrChange>
-          </w:rPr>
-          <w:t xml:space="preserve"> </w:t>
-        </w:r>
-        <w:r>
-          <w:rPr>
-            <w:color w:val="0000FF"/>
-            <w:w w:val="110"/>
-            <w:rtl/>
-            <w:rPrChange w:id="328" w:author="יוסי ירון" w:date="2026-03-16T15:09:00Z" w16du:dateUtc="2026-03-16T13:09:00Z">
               <w:rPr>
                 <w:w w:val="110"/>
                 <w:rtl/>
@@ -20934,7 +20584,7 @@
             <w:spacing w:val="-16"/>
             <w:w w:val="110"/>
             <w:rtl/>
-            <w:rPrChange w:id="329" w:author="יוסי ירון" w:date="2026-03-16T15:09:00Z" w16du:dateUtc="2026-03-16T13:09:00Z">
+            <w:rPrChange w:id="328" w:author="יוסי ירון" w:date="2026-03-16T15:09:00Z" w16du:dateUtc="2026-03-16T13:09:00Z">
               <w:rPr>
                 <w:spacing w:val="-16"/>
                 <w:w w:val="110"/>
@@ -20949,7 +20599,7 @@
             <w:color w:val="0000FF"/>
             <w:w w:val="110"/>
             <w:rtl/>
-            <w:rPrChange w:id="330" w:author="יוסי ירון" w:date="2026-03-16T15:09:00Z" w16du:dateUtc="2026-03-16T13:09:00Z">
+            <w:rPrChange w:id="329" w:author="יוסי ירון" w:date="2026-03-16T15:09:00Z" w16du:dateUtc="2026-03-16T13:09:00Z">
               <w:rPr>
                 <w:w w:val="110"/>
                 <w:rtl/>
@@ -20964,7 +20614,7 @@
             <w:spacing w:val="-15"/>
             <w:w w:val="110"/>
             <w:rtl/>
-            <w:rPrChange w:id="331" w:author="יוסי ירון" w:date="2026-03-16T15:09:00Z" w16du:dateUtc="2026-03-16T13:09:00Z">
+            <w:rPrChange w:id="330" w:author="יוסי ירון" w:date="2026-03-16T15:09:00Z" w16du:dateUtc="2026-03-16T13:09:00Z">
               <w:rPr>
                 <w:spacing w:val="-15"/>
                 <w:w w:val="110"/>
@@ -20979,7 +20629,7 @@
             <w:color w:val="0000FF"/>
             <w:w w:val="110"/>
             <w:rtl/>
-            <w:rPrChange w:id="332" w:author="יוסי ירון" w:date="2026-03-16T15:09:00Z" w16du:dateUtc="2026-03-16T13:09:00Z">
+            <w:rPrChange w:id="331" w:author="יוסי ירון" w:date="2026-03-16T15:09:00Z" w16du:dateUtc="2026-03-16T13:09:00Z">
               <w:rPr>
                 <w:w w:val="110"/>
                 <w:rtl/>
@@ -20994,7 +20644,7 @@
             <w:spacing w:val="-15"/>
             <w:w w:val="110"/>
             <w:rtl/>
-            <w:rPrChange w:id="333" w:author="יוסי ירון" w:date="2026-03-16T15:09:00Z" w16du:dateUtc="2026-03-16T13:09:00Z">
+            <w:rPrChange w:id="332" w:author="יוסי ירון" w:date="2026-03-16T15:09:00Z" w16du:dateUtc="2026-03-16T13:09:00Z">
               <w:rPr>
                 <w:spacing w:val="-15"/>
                 <w:w w:val="110"/>
@@ -21009,7 +20659,7 @@
             <w:color w:val="0000FF"/>
             <w:w w:val="110"/>
             <w:rtl/>
-            <w:rPrChange w:id="334" w:author="יוסי ירון" w:date="2026-03-16T15:09:00Z" w16du:dateUtc="2026-03-16T13:09:00Z">
+            <w:rPrChange w:id="333" w:author="יוסי ירון" w:date="2026-03-16T15:09:00Z" w16du:dateUtc="2026-03-16T13:09:00Z">
               <w:rPr>
                 <w:w w:val="110"/>
                 <w:rtl/>
@@ -21024,7 +20674,7 @@
             <w:spacing w:val="-15"/>
             <w:w w:val="110"/>
             <w:rtl/>
-            <w:rPrChange w:id="335" w:author="יוסי ירון" w:date="2026-03-16T15:09:00Z" w16du:dateUtc="2026-03-16T13:09:00Z">
+            <w:rPrChange w:id="334" w:author="יוסי ירון" w:date="2026-03-16T15:09:00Z" w16du:dateUtc="2026-03-16T13:09:00Z">
               <w:rPr>
                 <w:spacing w:val="-15"/>
                 <w:w w:val="110"/>
@@ -21039,20 +20689,20 @@
             <w:color w:val="0000FF"/>
             <w:w w:val="110"/>
             <w:rtl/>
+            <w:rPrChange w:id="335" w:author="יוסי ירון" w:date="2026-03-16T15:09:00Z" w16du:dateUtc="2026-03-16T13:09:00Z">
+              <w:rPr>
+                <w:w w:val="110"/>
+                <w:rtl/>
+              </w:rPr>
+            </w:rPrChange>
+          </w:rPr>
+          <w:t>מלאכותית</w:t>
+        </w:r>
+        <w:r>
+          <w:rPr>
+            <w:color w:val="0000FF"/>
+            <w:w w:val="110"/>
             <w:rPrChange w:id="336" w:author="יוסי ירון" w:date="2026-03-16T15:09:00Z" w16du:dateUtc="2026-03-16T13:09:00Z">
-              <w:rPr>
-                <w:w w:val="110"/>
-                <w:rtl/>
-              </w:rPr>
-            </w:rPrChange>
-          </w:rPr>
-          <w:t>מלאכותית</w:t>
-        </w:r>
-        <w:r>
-          <w:rPr>
-            <w:color w:val="0000FF"/>
-            <w:w w:val="110"/>
-            <w:rPrChange w:id="337" w:author="יוסי ירון" w:date="2026-03-16T15:09:00Z" w16du:dateUtc="2026-03-16T13:09:00Z">
               <w:rPr>
                 <w:w w:val="110"/>
               </w:rPr>
@@ -21066,7 +20716,7 @@
             <w:spacing w:val="-15"/>
             <w:w w:val="110"/>
             <w:rtl/>
-            <w:rPrChange w:id="338" w:author="יוסי ירון" w:date="2026-03-16T15:09:00Z" w16du:dateUtc="2026-03-16T13:09:00Z">
+            <w:rPrChange w:id="337" w:author="יוסי ירון" w:date="2026-03-16T15:09:00Z" w16du:dateUtc="2026-03-16T13:09:00Z">
               <w:rPr>
                 <w:spacing w:val="-15"/>
                 <w:w w:val="110"/>
@@ -21081,7 +20731,7 @@
             <w:color w:val="0000FF"/>
             <w:w w:val="110"/>
             <w:rtl/>
-            <w:rPrChange w:id="339" w:author="יוסי ירון" w:date="2026-03-16T15:09:00Z" w16du:dateUtc="2026-03-16T13:09:00Z">
+            <w:rPrChange w:id="338" w:author="יוסי ירון" w:date="2026-03-16T15:09:00Z" w16du:dateUtc="2026-03-16T13:09:00Z">
               <w:rPr>
                 <w:w w:val="110"/>
                 <w:rtl/>
@@ -21096,7 +20746,7 @@
             <w:spacing w:val="-15"/>
             <w:w w:val="110"/>
             <w:rtl/>
-            <w:rPrChange w:id="340" w:author="יוסי ירון" w:date="2026-03-16T15:09:00Z" w16du:dateUtc="2026-03-16T13:09:00Z">
+            <w:rPrChange w:id="339" w:author="יוסי ירון" w:date="2026-03-16T15:09:00Z" w16du:dateUtc="2026-03-16T13:09:00Z">
               <w:rPr>
                 <w:spacing w:val="-15"/>
                 <w:w w:val="110"/>
@@ -21111,7 +20761,7 @@
             <w:color w:val="0000FF"/>
             <w:w w:val="110"/>
             <w:rtl/>
-            <w:rPrChange w:id="341" w:author="יוסי ירון" w:date="2026-03-16T15:09:00Z" w16du:dateUtc="2026-03-16T13:09:00Z">
+            <w:rPrChange w:id="340" w:author="יוסי ירון" w:date="2026-03-16T15:09:00Z" w16du:dateUtc="2026-03-16T13:09:00Z">
               <w:rPr>
                 <w:w w:val="110"/>
                 <w:rtl/>
@@ -21126,7 +20776,7 @@
             <w:spacing w:val="-15"/>
             <w:w w:val="110"/>
             <w:rtl/>
-            <w:rPrChange w:id="342" w:author="יוסי ירון" w:date="2026-03-16T15:09:00Z" w16du:dateUtc="2026-03-16T13:09:00Z">
+            <w:rPrChange w:id="341" w:author="יוסי ירון" w:date="2026-03-16T15:09:00Z" w16du:dateUtc="2026-03-16T13:09:00Z">
               <w:rPr>
                 <w:spacing w:val="-15"/>
                 <w:w w:val="110"/>
@@ -21141,7 +20791,7 @@
             <w:color w:val="0000FF"/>
             <w:w w:val="110"/>
             <w:rtl/>
-            <w:rPrChange w:id="343" w:author="יוסי ירון" w:date="2026-03-16T15:09:00Z" w16du:dateUtc="2026-03-16T13:09:00Z">
+            <w:rPrChange w:id="342" w:author="יוסי ירון" w:date="2026-03-16T15:09:00Z" w16du:dateUtc="2026-03-16T13:09:00Z">
               <w:rPr>
                 <w:w w:val="110"/>
                 <w:rtl/>
@@ -21158,7 +20808,7 @@
             <w:spacing w:val="-15"/>
             <w:w w:val="110"/>
             <w:rtl/>
-            <w:rPrChange w:id="344" w:author="יוסי ירון" w:date="2026-03-16T15:09:00Z" w16du:dateUtc="2026-03-16T13:09:00Z">
+            <w:rPrChange w:id="343" w:author="יוסי ירון" w:date="2026-03-16T15:09:00Z" w16du:dateUtc="2026-03-16T13:09:00Z">
               <w:rPr>
                 <w:b/>
                 <w:bCs/>
@@ -21178,7 +20828,7 @@
             <w:w w:val="110"/>
             <w:u w:val="single"/>
             <w:rtl/>
-            <w:rPrChange w:id="345" w:author="יוסי ירון" w:date="2026-03-16T15:09:00Z" w16du:dateUtc="2026-03-16T13:09:00Z">
+            <w:rPrChange w:id="344" w:author="יוסי ירון" w:date="2026-03-16T15:09:00Z" w16du:dateUtc="2026-03-16T13:09:00Z">
               <w:rPr>
                 <w:b/>
                 <w:bCs/>
@@ -21199,7 +20849,7 @@
             <w:w w:val="110"/>
             <w:u w:val="single"/>
             <w:rtl/>
-            <w:rPrChange w:id="346" w:author="יוסי ירון" w:date="2026-03-16T15:09:00Z" w16du:dateUtc="2026-03-16T13:09:00Z">
+            <w:rPrChange w:id="345" w:author="יוסי ירון" w:date="2026-03-16T15:09:00Z" w16du:dateUtc="2026-03-16T13:09:00Z">
               <w:rPr>
                 <w:b/>
                 <w:bCs/>
@@ -21220,7 +20870,7 @@
             <w:w w:val="110"/>
             <w:u w:val="single"/>
             <w:rtl/>
-            <w:rPrChange w:id="347" w:author="יוסי ירון" w:date="2026-03-16T15:09:00Z" w16du:dateUtc="2026-03-16T13:09:00Z">
+            <w:rPrChange w:id="346" w:author="יוסי ירון" w:date="2026-03-16T15:09:00Z" w16du:dateUtc="2026-03-16T13:09:00Z">
               <w:rPr>
                 <w:b/>
                 <w:bCs/>
@@ -21241,7 +20891,7 @@
             <w:w w:val="110"/>
             <w:u w:val="single"/>
             <w:rtl/>
-            <w:rPrChange w:id="348" w:author="יוסי ירון" w:date="2026-03-16T15:09:00Z" w16du:dateUtc="2026-03-16T13:09:00Z">
+            <w:rPrChange w:id="347" w:author="יוסי ירון" w:date="2026-03-16T15:09:00Z" w16du:dateUtc="2026-03-16T13:09:00Z">
               <w:rPr>
                 <w:b/>
                 <w:bCs/>
@@ -21262,7 +20912,7 @@
             <w:w w:val="110"/>
             <w:u w:val="single"/>
             <w:rtl/>
-            <w:rPrChange w:id="349" w:author="יוסי ירון" w:date="2026-03-16T15:09:00Z" w16du:dateUtc="2026-03-16T13:09:00Z">
+            <w:rPrChange w:id="348" w:author="יוסי ירון" w:date="2026-03-16T15:09:00Z" w16du:dateUtc="2026-03-16T13:09:00Z">
               <w:rPr>
                 <w:b/>
                 <w:bCs/>
@@ -21278,7 +20928,7 @@
           <w:rPr>
             <w:color w:val="0000FF"/>
             <w:w w:val="110"/>
-            <w:rPrChange w:id="350" w:author="יוסי ירון" w:date="2026-03-16T15:09:00Z" w16du:dateUtc="2026-03-16T13:09:00Z">
+            <w:rPrChange w:id="349" w:author="יוסי ירון" w:date="2026-03-16T15:09:00Z" w16du:dateUtc="2026-03-16T13:09:00Z">
               <w:rPr>
                 <w:w w:val="110"/>
               </w:rPr>
@@ -21292,7 +20942,7 @@
             <w:spacing w:val="-15"/>
             <w:w w:val="110"/>
             <w:rtl/>
-            <w:rPrChange w:id="351" w:author="יוסי ירון" w:date="2026-03-16T15:09:00Z" w16du:dateUtc="2026-03-16T13:09:00Z">
+            <w:rPrChange w:id="350" w:author="יוסי ירון" w:date="2026-03-16T15:09:00Z" w16du:dateUtc="2026-03-16T13:09:00Z">
               <w:rPr>
                 <w:spacing w:val="-15"/>
                 <w:w w:val="110"/>
@@ -21307,20 +20957,20 @@
             <w:color w:val="0000FF"/>
             <w:w w:val="110"/>
             <w:rtl/>
+            <w:rPrChange w:id="351" w:author="יוסי ירון" w:date="2026-03-16T15:09:00Z" w16du:dateUtc="2026-03-16T13:09:00Z">
+              <w:rPr>
+                <w:w w:val="110"/>
+                <w:rtl/>
+              </w:rPr>
+            </w:rPrChange>
+          </w:rPr>
+          <w:t>בנוסף</w:t>
+        </w:r>
+        <w:r>
+          <w:rPr>
+            <w:color w:val="0000FF"/>
+            <w:w w:val="110"/>
             <w:rPrChange w:id="352" w:author="יוסי ירון" w:date="2026-03-16T15:09:00Z" w16du:dateUtc="2026-03-16T13:09:00Z">
-              <w:rPr>
-                <w:w w:val="110"/>
-                <w:rtl/>
-              </w:rPr>
-            </w:rPrChange>
-          </w:rPr>
-          <w:t>בנוסף</w:t>
-        </w:r>
-        <w:r>
-          <w:rPr>
-            <w:color w:val="0000FF"/>
-            <w:w w:val="110"/>
-            <w:rPrChange w:id="353" w:author="יוסי ירון" w:date="2026-03-16T15:09:00Z" w16du:dateUtc="2026-03-16T13:09:00Z">
               <w:rPr>
                 <w:w w:val="110"/>
               </w:rPr>
@@ -21334,7 +20984,7 @@
             <w:spacing w:val="-15"/>
             <w:w w:val="110"/>
             <w:rtl/>
-            <w:rPrChange w:id="354" w:author="יוסי ירון" w:date="2026-03-16T15:09:00Z" w16du:dateUtc="2026-03-16T13:09:00Z">
+            <w:rPrChange w:id="353" w:author="יוסי ירון" w:date="2026-03-16T15:09:00Z" w16du:dateUtc="2026-03-16T13:09:00Z">
               <w:rPr>
                 <w:spacing w:val="-15"/>
                 <w:w w:val="110"/>
@@ -21349,7 +20999,7 @@
             <w:color w:val="0000FF"/>
             <w:w w:val="110"/>
             <w:rtl/>
-            <w:rPrChange w:id="355" w:author="יוסי ירון" w:date="2026-03-16T15:09:00Z" w16du:dateUtc="2026-03-16T13:09:00Z">
+            <w:rPrChange w:id="354" w:author="יוסי ירון" w:date="2026-03-16T15:09:00Z" w16du:dateUtc="2026-03-16T13:09:00Z">
               <w:rPr>
                 <w:w w:val="110"/>
                 <w:rtl/>
@@ -21364,7 +21014,7 @@
             <w:spacing w:val="-15"/>
             <w:w w:val="110"/>
             <w:rtl/>
-            <w:rPrChange w:id="356" w:author="יוסי ירון" w:date="2026-03-16T15:09:00Z" w16du:dateUtc="2026-03-16T13:09:00Z">
+            <w:rPrChange w:id="355" w:author="יוסי ירון" w:date="2026-03-16T15:09:00Z" w16du:dateUtc="2026-03-16T13:09:00Z">
               <w:rPr>
                 <w:spacing w:val="-15"/>
                 <w:w w:val="110"/>
@@ -21379,7 +21029,7 @@
             <w:color w:val="0000FF"/>
             <w:w w:val="110"/>
             <w:rtl/>
-            <w:rPrChange w:id="357" w:author="יוסי ירון" w:date="2026-03-16T15:09:00Z" w16du:dateUtc="2026-03-16T13:09:00Z">
+            <w:rPrChange w:id="356" w:author="יוסי ירון" w:date="2026-03-16T15:09:00Z" w16du:dateUtc="2026-03-16T13:09:00Z">
               <w:rPr>
                 <w:w w:val="110"/>
                 <w:rtl/>
@@ -21394,7 +21044,7 @@
             <w:spacing w:val="-15"/>
             <w:w w:val="110"/>
             <w:rtl/>
-            <w:rPrChange w:id="358" w:author="יוסי ירון" w:date="2026-03-16T15:09:00Z" w16du:dateUtc="2026-03-16T13:09:00Z">
+            <w:rPrChange w:id="357" w:author="יוסי ירון" w:date="2026-03-16T15:09:00Z" w16du:dateUtc="2026-03-16T13:09:00Z">
               <w:rPr>
                 <w:spacing w:val="-15"/>
                 <w:w w:val="110"/>
@@ -21409,7 +21059,7 @@
             <w:color w:val="0000FF"/>
             <w:w w:val="110"/>
             <w:rtl/>
-            <w:rPrChange w:id="359" w:author="יוסי ירון" w:date="2026-03-16T15:09:00Z" w16du:dateUtc="2026-03-16T13:09:00Z">
+            <w:rPrChange w:id="358" w:author="יוסי ירון" w:date="2026-03-16T15:09:00Z" w16du:dateUtc="2026-03-16T13:09:00Z">
               <w:rPr>
                 <w:w w:val="110"/>
                 <w:rtl/>
@@ -21424,7 +21074,7 @@
             <w:spacing w:val="-15"/>
             <w:w w:val="110"/>
             <w:rtl/>
-            <w:rPrChange w:id="360" w:author="יוסי ירון" w:date="2026-03-16T15:09:00Z" w16du:dateUtc="2026-03-16T13:09:00Z">
+            <w:rPrChange w:id="359" w:author="יוסי ירון" w:date="2026-03-16T15:09:00Z" w16du:dateUtc="2026-03-16T13:09:00Z">
               <w:rPr>
                 <w:spacing w:val="-15"/>
                 <w:w w:val="110"/>
@@ -21439,7 +21089,7 @@
             <w:color w:val="0000FF"/>
             <w:w w:val="110"/>
             <w:rtl/>
-            <w:rPrChange w:id="361" w:author="יוסי ירון" w:date="2026-03-16T15:09:00Z" w16du:dateUtc="2026-03-16T13:09:00Z">
+            <w:rPrChange w:id="360" w:author="יוסי ירון" w:date="2026-03-16T15:09:00Z" w16du:dateUtc="2026-03-16T13:09:00Z">
               <w:rPr>
                 <w:w w:val="110"/>
                 <w:rtl/>
@@ -21454,7 +21104,7 @@
             <w:spacing w:val="-15"/>
             <w:w w:val="110"/>
             <w:rtl/>
-            <w:rPrChange w:id="362" w:author="יוסי ירון" w:date="2026-03-16T15:09:00Z" w16du:dateUtc="2026-03-16T13:09:00Z">
+            <w:rPrChange w:id="361" w:author="יוסי ירון" w:date="2026-03-16T15:09:00Z" w16du:dateUtc="2026-03-16T13:09:00Z">
               <w:rPr>
                 <w:spacing w:val="-15"/>
                 <w:w w:val="110"/>
@@ -21469,7 +21119,7 @@
             <w:color w:val="0000FF"/>
             <w:w w:val="110"/>
             <w:rtl/>
-            <w:rPrChange w:id="363" w:author="יוסי ירון" w:date="2026-03-16T15:09:00Z" w16du:dateUtc="2026-03-16T13:09:00Z">
+            <w:rPrChange w:id="362" w:author="יוסי ירון" w:date="2026-03-16T15:09:00Z" w16du:dateUtc="2026-03-16T13:09:00Z">
               <w:rPr>
                 <w:w w:val="110"/>
                 <w:rtl/>
@@ -21484,7 +21134,7 @@
             <w:spacing w:val="-16"/>
             <w:w w:val="110"/>
             <w:rtl/>
-            <w:rPrChange w:id="364" w:author="יוסי ירון" w:date="2026-03-16T15:09:00Z" w16du:dateUtc="2026-03-16T13:09:00Z">
+            <w:rPrChange w:id="363" w:author="יוסי ירון" w:date="2026-03-16T15:09:00Z" w16du:dateUtc="2026-03-16T13:09:00Z">
               <w:rPr>
                 <w:spacing w:val="-16"/>
                 <w:w w:val="110"/>
@@ -21499,25 +21149,25 @@
             <w:color w:val="0000FF"/>
             <w:w w:val="110"/>
             <w:rtl/>
+            <w:rPrChange w:id="364" w:author="יוסי ירון" w:date="2026-03-16T15:09:00Z" w16du:dateUtc="2026-03-16T13:09:00Z">
+              <w:rPr>
+                <w:w w:val="110"/>
+                <w:rtl/>
+              </w:rPr>
+            </w:rPrChange>
+          </w:rPr>
+          <w:t xml:space="preserve">המקור בתיעוד הקוד עצמו </w:t>
+        </w:r>
+        <w:r>
+          <w:rPr>
+            <w:color w:val="0000FF"/>
+            <w:w w:val="110"/>
             <w:rPrChange w:id="365" w:author="יוסי ירון" w:date="2026-03-16T15:09:00Z" w16du:dateUtc="2026-03-16T13:09:00Z">
               <w:rPr>
                 <w:w w:val="110"/>
-                <w:rtl/>
               </w:rPr>
             </w:rPrChange>
           </w:rPr>
-          <w:t xml:space="preserve">המקור בתיעוד הקוד עצמו </w:t>
-        </w:r>
-        <w:r>
-          <w:rPr>
-            <w:color w:val="0000FF"/>
-            <w:w w:val="110"/>
-            <w:rPrChange w:id="366" w:author="יוסי ירון" w:date="2026-03-16T15:09:00Z" w16du:dateUtc="2026-03-16T13:09:00Z">
-              <w:rPr>
-                <w:w w:val="110"/>
-              </w:rPr>
-            </w:rPrChange>
-          </w:rPr>
           <w:t>.Javadoc</w:t>
         </w:r>
       </w:ins>
@@ -21525,15 +21175,15 @@
     <w:p>
       <w:pPr>
         <w:rPr>
-          <w:ins w:id="367" w:author="יוסי ירון" w:date="2026-03-16T15:08:00Z" w16du:dateUtc="2026-03-16T13:08:00Z"/>
-          <w:color w:val="0000FF"/>
-          <w:rPrChange w:id="368" w:author="יוסי ירון" w:date="2026-03-16T15:09:00Z" w16du:dateUtc="2026-03-16T13:09:00Z">
+          <w:ins w:id="366" w:author="יוסי ירון" w:date="2026-03-16T15:08:00Z" w16du:dateUtc="2026-03-16T13:08:00Z"/>
+          <w:color w:val="0000FF"/>
+          <w:rPrChange w:id="367" w:author="יוסי ירון" w:date="2026-03-16T15:09:00Z" w16du:dateUtc="2026-03-16T13:09:00Z">
             <w:rPr>
-              <w:ins w:id="369" w:author="יוסי ירון" w:date="2026-03-16T15:08:00Z" w16du:dateUtc="2026-03-16T13:08:00Z"/>
+              <w:ins w:id="368" w:author="יוסי ירון" w:date="2026-03-16T15:08:00Z" w16du:dateUtc="2026-03-16T13:08:00Z"/>
             </w:rPr>
           </w:rPrChange>
         </w:rPr>
-        <w:pPrChange w:id="370" w:author="יוסי ירון" w:date="2026-03-16T15:08:00Z" w16du:dateUtc="2026-03-16T13:08:00Z">
+        <w:pPrChange w:id="369" w:author="יוסי ירון" w:date="2026-03-16T15:08:00Z" w16du:dateUtc="2026-03-16T13:08:00Z">
           <w:pPr>
             <w:pStyle w:val="BodyText"/>
             <w:bidi/>
@@ -21543,13 +21193,13 @@
           </w:pPr>
         </w:pPrChange>
       </w:pPr>
-      <w:ins w:id="371" w:author="יוסי ירון" w:date="2026-03-16T15:08:00Z" w16du:dateUtc="2026-03-16T13:08:00Z">
+      <w:ins w:id="370" w:author="יוסי ירון" w:date="2026-03-16T15:08:00Z" w16du:dateUtc="2026-03-16T13:08:00Z">
         <w:r>
           <w:rPr>
             <w:color w:val="0000FF"/>
             <w:w w:val="110"/>
             <w:rtl/>
-            <w:rPrChange w:id="372" w:author="יוסי ירון" w:date="2026-03-16T15:09:00Z" w16du:dateUtc="2026-03-16T13:09:00Z">
+            <w:rPrChange w:id="371" w:author="יוסי ירון" w:date="2026-03-16T15:09:00Z" w16du:dateUtc="2026-03-16T13:09:00Z">
               <w:rPr>
                 <w:w w:val="110"/>
                 <w:rtl/>
@@ -21564,7 +21214,7 @@
             <w:spacing w:val="-15"/>
             <w:w w:val="110"/>
             <w:rtl/>
-            <w:rPrChange w:id="373" w:author="יוסי ירון" w:date="2026-03-16T15:09:00Z" w16du:dateUtc="2026-03-16T13:09:00Z">
+            <w:rPrChange w:id="372" w:author="יוסי ירון" w:date="2026-03-16T15:09:00Z" w16du:dateUtc="2026-03-16T13:09:00Z">
               <w:rPr>
                 <w:spacing w:val="-15"/>
                 <w:w w:val="110"/>
@@ -21579,7 +21229,7 @@
             <w:color w:val="0000FF"/>
             <w:w w:val="110"/>
             <w:rtl/>
-            <w:rPrChange w:id="374" w:author="יוסי ירון" w:date="2026-03-16T15:09:00Z" w16du:dateUtc="2026-03-16T13:09:00Z">
+            <w:rPrChange w:id="373" w:author="יוסי ירון" w:date="2026-03-16T15:09:00Z" w16du:dateUtc="2026-03-16T13:09:00Z">
               <w:rPr>
                 <w:w w:val="110"/>
                 <w:rtl/>
@@ -21594,7 +21244,7 @@
             <w:spacing w:val="-14"/>
             <w:w w:val="110"/>
             <w:rtl/>
-            <w:rPrChange w:id="375" w:author="יוסי ירון" w:date="2026-03-16T15:09:00Z" w16du:dateUtc="2026-03-16T13:09:00Z">
+            <w:rPrChange w:id="374" w:author="יוסי ירון" w:date="2026-03-16T15:09:00Z" w16du:dateUtc="2026-03-16T13:09:00Z">
               <w:rPr>
                 <w:spacing w:val="-14"/>
                 <w:w w:val="110"/>
@@ -21609,7 +21259,7 @@
             <w:color w:val="0000FF"/>
             <w:w w:val="110"/>
             <w:rtl/>
-            <w:rPrChange w:id="376" w:author="יוסי ירון" w:date="2026-03-16T15:09:00Z" w16du:dateUtc="2026-03-16T13:09:00Z">
+            <w:rPrChange w:id="375" w:author="יוסי ירון" w:date="2026-03-16T15:09:00Z" w16du:dateUtc="2026-03-16T13:09:00Z">
               <w:rPr>
                 <w:w w:val="110"/>
                 <w:rtl/>
@@ -21624,7 +21274,7 @@
             <w:spacing w:val="-14"/>
             <w:w w:val="110"/>
             <w:rtl/>
-            <w:rPrChange w:id="377" w:author="יוסי ירון" w:date="2026-03-16T15:09:00Z" w16du:dateUtc="2026-03-16T13:09:00Z">
+            <w:rPrChange w:id="376" w:author="יוסי ירון" w:date="2026-03-16T15:09:00Z" w16du:dateUtc="2026-03-16T13:09:00Z">
               <w:rPr>
                 <w:spacing w:val="-14"/>
                 <w:w w:val="110"/>
@@ -21639,7 +21289,7 @@
             <w:color w:val="0000FF"/>
             <w:w w:val="110"/>
             <w:rtl/>
-            <w:rPrChange w:id="378" w:author="יוסי ירון" w:date="2026-03-16T15:09:00Z" w16du:dateUtc="2026-03-16T13:09:00Z">
+            <w:rPrChange w:id="377" w:author="יוסי ירון" w:date="2026-03-16T15:09:00Z" w16du:dateUtc="2026-03-16T13:09:00Z">
               <w:rPr>
                 <w:w w:val="110"/>
                 <w:rtl/>
@@ -21654,7 +21304,7 @@
             <w:spacing w:val="-15"/>
             <w:w w:val="110"/>
             <w:rtl/>
-            <w:rPrChange w:id="379" w:author="יוסי ירון" w:date="2026-03-16T15:09:00Z" w16du:dateUtc="2026-03-16T13:09:00Z">
+            <w:rPrChange w:id="378" w:author="יוסי ירון" w:date="2026-03-16T15:09:00Z" w16du:dateUtc="2026-03-16T13:09:00Z">
               <w:rPr>
                 <w:spacing w:val="-15"/>
                 <w:w w:val="110"/>
@@ -21669,7 +21319,7 @@
             <w:color w:val="0000FF"/>
             <w:w w:val="110"/>
             <w:rtl/>
-            <w:rPrChange w:id="380" w:author="יוסי ירון" w:date="2026-03-16T15:09:00Z" w16du:dateUtc="2026-03-16T13:09:00Z">
+            <w:rPrChange w:id="379" w:author="יוסי ירון" w:date="2026-03-16T15:09:00Z" w16du:dateUtc="2026-03-16T13:09:00Z">
               <w:rPr>
                 <w:w w:val="110"/>
                 <w:rtl/>
@@ -21684,7 +21334,7 @@
             <w:spacing w:val="-13"/>
             <w:w w:val="110"/>
             <w:rtl/>
-            <w:rPrChange w:id="381" w:author="יוסי ירון" w:date="2026-03-16T15:09:00Z" w16du:dateUtc="2026-03-16T13:09:00Z">
+            <w:rPrChange w:id="380" w:author="יוסי ירון" w:date="2026-03-16T15:09:00Z" w16du:dateUtc="2026-03-16T13:09:00Z">
               <w:rPr>
                 <w:spacing w:val="-13"/>
                 <w:w w:val="110"/>
@@ -21699,7 +21349,7 @@
             <w:color w:val="0000FF"/>
             <w:w w:val="110"/>
             <w:rtl/>
-            <w:rPrChange w:id="382" w:author="יוסי ירון" w:date="2026-03-16T15:09:00Z" w16du:dateUtc="2026-03-16T13:09:00Z">
+            <w:rPrChange w:id="381" w:author="יוסי ירון" w:date="2026-03-16T15:09:00Z" w16du:dateUtc="2026-03-16T13:09:00Z">
               <w:rPr>
                 <w:w w:val="110"/>
                 <w:rtl/>
@@ -21714,7 +21364,7 @@
             <w:spacing w:val="-16"/>
             <w:w w:val="110"/>
             <w:rtl/>
-            <w:rPrChange w:id="383" w:author="יוסי ירון" w:date="2026-03-16T15:09:00Z" w16du:dateUtc="2026-03-16T13:09:00Z">
+            <w:rPrChange w:id="382" w:author="יוסי ירון" w:date="2026-03-16T15:09:00Z" w16du:dateUtc="2026-03-16T13:09:00Z">
               <w:rPr>
                 <w:spacing w:val="-16"/>
                 <w:w w:val="110"/>
@@ -21729,7 +21379,7 @@
             <w:color w:val="0000FF"/>
             <w:w w:val="110"/>
             <w:rtl/>
-            <w:rPrChange w:id="384" w:author="יוסי ירון" w:date="2026-03-16T15:09:00Z" w16du:dateUtc="2026-03-16T13:09:00Z">
+            <w:rPrChange w:id="383" w:author="יוסי ירון" w:date="2026-03-16T15:09:00Z" w16du:dateUtc="2026-03-16T13:09:00Z">
               <w:rPr>
                 <w:w w:val="110"/>
                 <w:rtl/>
@@ -21744,7 +21394,7 @@
             <w:spacing w:val="-15"/>
             <w:w w:val="110"/>
             <w:rtl/>
-            <w:rPrChange w:id="385" w:author="יוסי ירון" w:date="2026-03-16T15:09:00Z" w16du:dateUtc="2026-03-16T13:09:00Z">
+            <w:rPrChange w:id="384" w:author="יוסי ירון" w:date="2026-03-16T15:09:00Z" w16du:dateUtc="2026-03-16T13:09:00Z">
               <w:rPr>
                 <w:spacing w:val="-15"/>
                 <w:w w:val="110"/>
@@ -21759,7 +21409,7 @@
             <w:color w:val="0000FF"/>
             <w:w w:val="110"/>
             <w:rtl/>
-            <w:rPrChange w:id="386" w:author="יוסי ירון" w:date="2026-03-16T15:09:00Z" w16du:dateUtc="2026-03-16T13:09:00Z">
+            <w:rPrChange w:id="385" w:author="יוסי ירון" w:date="2026-03-16T15:09:00Z" w16du:dateUtc="2026-03-16T13:09:00Z">
               <w:rPr>
                 <w:w w:val="110"/>
                 <w:rtl/>
@@ -21774,7 +21424,7 @@
             <w:spacing w:val="-15"/>
             <w:w w:val="110"/>
             <w:rtl/>
-            <w:rPrChange w:id="387" w:author="יוסי ירון" w:date="2026-03-16T15:09:00Z" w16du:dateUtc="2026-03-16T13:09:00Z">
+            <w:rPrChange w:id="386" w:author="יוסי ירון" w:date="2026-03-16T15:09:00Z" w16du:dateUtc="2026-03-16T13:09:00Z">
               <w:rPr>
                 <w:spacing w:val="-15"/>
                 <w:w w:val="110"/>
@@ -21789,7 +21439,7 @@
             <w:color w:val="0000FF"/>
             <w:w w:val="110"/>
             <w:rtl/>
-            <w:rPrChange w:id="388" w:author="יוסי ירון" w:date="2026-03-16T15:09:00Z" w16du:dateUtc="2026-03-16T13:09:00Z">
+            <w:rPrChange w:id="387" w:author="יוסי ירון" w:date="2026-03-16T15:09:00Z" w16du:dateUtc="2026-03-16T13:09:00Z">
               <w:rPr>
                 <w:w w:val="110"/>
                 <w:rtl/>
@@ -21804,7 +21454,7 @@
             <w:spacing w:val="-15"/>
             <w:w w:val="110"/>
             <w:rtl/>
-            <w:rPrChange w:id="389" w:author="יוסי ירון" w:date="2026-03-16T15:09:00Z" w16du:dateUtc="2026-03-16T13:09:00Z">
+            <w:rPrChange w:id="388" w:author="יוסי ירון" w:date="2026-03-16T15:09:00Z" w16du:dateUtc="2026-03-16T13:09:00Z">
               <w:rPr>
                 <w:spacing w:val="-15"/>
                 <w:w w:val="110"/>
@@ -21819,7 +21469,7 @@
             <w:color w:val="0000FF"/>
             <w:w w:val="110"/>
             <w:rtl/>
-            <w:rPrChange w:id="390" w:author="יוסי ירון" w:date="2026-03-16T15:09:00Z" w16du:dateUtc="2026-03-16T13:09:00Z">
+            <w:rPrChange w:id="389" w:author="יוסי ירון" w:date="2026-03-16T15:09:00Z" w16du:dateUtc="2026-03-16T13:09:00Z">
               <w:rPr>
                 <w:w w:val="110"/>
                 <w:rtl/>
@@ -21834,7 +21484,7 @@
             <w:spacing w:val="-14"/>
             <w:w w:val="110"/>
             <w:rtl/>
-            <w:rPrChange w:id="391" w:author="יוסי ירון" w:date="2026-03-16T15:09:00Z" w16du:dateUtc="2026-03-16T13:09:00Z">
+            <w:rPrChange w:id="390" w:author="יוסי ירון" w:date="2026-03-16T15:09:00Z" w16du:dateUtc="2026-03-16T13:09:00Z">
               <w:rPr>
                 <w:spacing w:val="-14"/>
                 <w:w w:val="110"/>
@@ -21849,7 +21499,7 @@
             <w:color w:val="0000FF"/>
             <w:w w:val="110"/>
             <w:rtl/>
-            <w:rPrChange w:id="392" w:author="יוסי ירון" w:date="2026-03-16T15:09:00Z" w16du:dateUtc="2026-03-16T13:09:00Z">
+            <w:rPrChange w:id="391" w:author="יוסי ירון" w:date="2026-03-16T15:09:00Z" w16du:dateUtc="2026-03-16T13:09:00Z">
               <w:rPr>
                 <w:w w:val="110"/>
                 <w:rtl/>
@@ -21864,7 +21514,7 @@
             <w:spacing w:val="-14"/>
             <w:w w:val="110"/>
             <w:rtl/>
-            <w:rPrChange w:id="393" w:author="יוסי ירון" w:date="2026-03-16T15:09:00Z" w16du:dateUtc="2026-03-16T13:09:00Z">
+            <w:rPrChange w:id="392" w:author="יוסי ירון" w:date="2026-03-16T15:09:00Z" w16du:dateUtc="2026-03-16T13:09:00Z">
               <w:rPr>
                 <w:spacing w:val="-14"/>
                 <w:w w:val="110"/>
@@ -21875,12 +21525,12 @@
           <w:t xml:space="preserve"> </w:t>
         </w:r>
       </w:ins>
-      <w:ins w:id="394" w:author="יוסי ירון" w:date="2026-03-16T15:09:00Z" w16du:dateUtc="2026-03-16T13:09:00Z">
+      <w:ins w:id="393" w:author="יוסי ירון" w:date="2026-03-16T15:09:00Z" w16du:dateUtc="2026-03-16T13:09:00Z">
         <w:r>
           <w:rPr>
             <w:color w:val="0000FF"/>
             <w:w w:val="110"/>
-            <w:rPrChange w:id="395" w:author="יוסי ירון" w:date="2026-03-16T15:09:00Z" w16du:dateUtc="2026-03-16T13:09:00Z">
+            <w:rPrChange w:id="394" w:author="יוסי ירון" w:date="2026-03-16T15:09:00Z" w16du:dateUtc="2026-03-16T13:09:00Z">
               <w:rPr>
                 <w:w w:val="110"/>
               </w:rPr>
@@ -21889,13 +21539,13 @@
           <w:t>)</w:t>
         </w:r>
       </w:ins>
-      <w:ins w:id="396" w:author="יוסי ירון" w:date="2026-03-16T15:08:00Z" w16du:dateUtc="2026-03-16T13:08:00Z">
+      <w:ins w:id="395" w:author="יוסי ירון" w:date="2026-03-16T15:08:00Z" w16du:dateUtc="2026-03-16T13:08:00Z">
         <w:r>
           <w:rPr>
             <w:color w:val="0000FF"/>
             <w:w w:val="110"/>
             <w:rtl/>
-            <w:rPrChange w:id="397" w:author="יוסי ירון" w:date="2026-03-16T15:09:00Z" w16du:dateUtc="2026-03-16T13:09:00Z">
+            <w:rPrChange w:id="396" w:author="יוסי ירון" w:date="2026-03-16T15:09:00Z" w16du:dateUtc="2026-03-16T13:09:00Z">
               <w:rPr>
                 <w:w w:val="110"/>
                 <w:rtl/>
@@ -21910,7 +21560,7 @@
             <w:spacing w:val="-14"/>
             <w:w w:val="110"/>
             <w:rtl/>
-            <w:rPrChange w:id="398" w:author="יוסי ירון" w:date="2026-03-16T15:09:00Z" w16du:dateUtc="2026-03-16T13:09:00Z">
+            <w:rPrChange w:id="397" w:author="יוסי ירון" w:date="2026-03-16T15:09:00Z" w16du:dateUtc="2026-03-16T13:09:00Z">
               <w:rPr>
                 <w:spacing w:val="-14"/>
                 <w:w w:val="110"/>
@@ -21925,7 +21575,7 @@
             <w:color w:val="0000FF"/>
             <w:w w:val="110"/>
             <w:rtl/>
-            <w:rPrChange w:id="399" w:author="יוסי ירון" w:date="2026-03-16T15:09:00Z" w16du:dateUtc="2026-03-16T13:09:00Z">
+            <w:rPrChange w:id="398" w:author="יוסי ירון" w:date="2026-03-16T15:09:00Z" w16du:dateUtc="2026-03-16T13:09:00Z">
               <w:rPr>
                 <w:w w:val="110"/>
                 <w:rtl/>
@@ -21940,7 +21590,7 @@
             <w:spacing w:val="-16"/>
             <w:w w:val="110"/>
             <w:rtl/>
-            <w:rPrChange w:id="400" w:author="יוסי ירון" w:date="2026-03-16T15:09:00Z" w16du:dateUtc="2026-03-16T13:09:00Z">
+            <w:rPrChange w:id="399" w:author="יוסי ירון" w:date="2026-03-16T15:09:00Z" w16du:dateUtc="2026-03-16T13:09:00Z">
               <w:rPr>
                 <w:spacing w:val="-16"/>
                 <w:w w:val="110"/>
@@ -21955,7 +21605,7 @@
             <w:color w:val="0000FF"/>
             <w:w w:val="110"/>
             <w:rtl/>
-            <w:rPrChange w:id="401" w:author="יוסי ירון" w:date="2026-03-16T15:09:00Z" w16du:dateUtc="2026-03-16T13:09:00Z">
+            <w:rPrChange w:id="400" w:author="יוסי ירון" w:date="2026-03-16T15:09:00Z" w16du:dateUtc="2026-03-16T13:09:00Z">
               <w:rPr>
                 <w:w w:val="110"/>
                 <w:rtl/>
@@ -21965,13 +21615,13 @@
           <w:t>קוד</w:t>
         </w:r>
       </w:ins>
-      <w:ins w:id="402" w:author="יוסי ירון" w:date="2026-03-16T15:09:00Z" w16du:dateUtc="2026-03-16T13:09:00Z">
+      <w:ins w:id="401" w:author="יוסי ירון" w:date="2026-03-16T15:09:00Z" w16du:dateUtc="2026-03-16T13:09:00Z">
         <w:r>
           <w:rPr>
             <w:color w:val="0000FF"/>
             <w:w w:val="110"/>
             <w:rtl/>
-            <w:rPrChange w:id="403" w:author="יוסי ירון" w:date="2026-03-16T15:09:00Z" w16du:dateUtc="2026-03-16T13:09:00Z">
+            <w:rPrChange w:id="402" w:author="יוסי ירון" w:date="2026-03-16T15:09:00Z" w16du:dateUtc="2026-03-16T13:09:00Z">
               <w:rPr>
                 <w:w w:val="110"/>
                 <w:rtl/>
@@ -21981,14 +21631,14 @@
           <w:t xml:space="preserve">) - </w:t>
         </w:r>
       </w:ins>
-      <w:ins w:id="404" w:author="יוסי ירון" w:date="2026-03-16T15:08:00Z" w16du:dateUtc="2026-03-16T13:08:00Z">
+      <w:ins w:id="403" w:author="יוסי ירון" w:date="2026-03-16T15:08:00Z" w16du:dateUtc="2026-03-16T13:08:00Z">
         <w:r>
           <w:rPr>
             <w:color w:val="0000FF"/>
             <w:spacing w:val="-15"/>
             <w:w w:val="110"/>
             <w:rtl/>
-            <w:rPrChange w:id="405" w:author="יוסי ירון" w:date="2026-03-16T15:09:00Z" w16du:dateUtc="2026-03-16T13:09:00Z">
+            <w:rPrChange w:id="404" w:author="יוסי ירון" w:date="2026-03-16T15:09:00Z" w16du:dateUtc="2026-03-16T13:09:00Z">
               <w:rPr>
                 <w:spacing w:val="-15"/>
                 <w:w w:val="110"/>
@@ -22003,7 +21653,7 @@
             <w:color w:val="0000FF"/>
             <w:w w:val="110"/>
             <w:rtl/>
-            <w:rPrChange w:id="406" w:author="יוסי ירון" w:date="2026-03-16T15:09:00Z" w16du:dateUtc="2026-03-16T13:09:00Z">
+            <w:rPrChange w:id="405" w:author="יוסי ירון" w:date="2026-03-16T15:09:00Z" w16du:dateUtc="2026-03-16T13:09:00Z">
               <w:rPr>
                 <w:w w:val="110"/>
                 <w:rtl/>
@@ -22018,7 +21668,7 @@
             <w:spacing w:val="-15"/>
             <w:w w:val="110"/>
             <w:rtl/>
-            <w:rPrChange w:id="407" w:author="יוסי ירון" w:date="2026-03-16T15:09:00Z" w16du:dateUtc="2026-03-16T13:09:00Z">
+            <w:rPrChange w:id="406" w:author="יוסי ירון" w:date="2026-03-16T15:09:00Z" w16du:dateUtc="2026-03-16T13:09:00Z">
               <w:rPr>
                 <w:spacing w:val="-15"/>
                 <w:w w:val="110"/>
@@ -22033,7 +21683,7 @@
             <w:color w:val="0000FF"/>
             <w:w w:val="110"/>
             <w:rtl/>
-            <w:rPrChange w:id="408" w:author="יוסי ירון" w:date="2026-03-16T15:09:00Z" w16du:dateUtc="2026-03-16T13:09:00Z">
+            <w:rPrChange w:id="407" w:author="יוסי ירון" w:date="2026-03-16T15:09:00Z" w16du:dateUtc="2026-03-16T13:09:00Z">
               <w:rPr>
                 <w:w w:val="110"/>
                 <w:rtl/>
@@ -22048,7 +21698,7 @@
             <w:spacing w:val="-14"/>
             <w:w w:val="110"/>
             <w:rtl/>
-            <w:rPrChange w:id="409" w:author="יוסי ירון" w:date="2026-03-16T15:09:00Z" w16du:dateUtc="2026-03-16T13:09:00Z">
+            <w:rPrChange w:id="408" w:author="יוסי ירון" w:date="2026-03-16T15:09:00Z" w16du:dateUtc="2026-03-16T13:09:00Z">
               <w:rPr>
                 <w:spacing w:val="-14"/>
                 <w:w w:val="110"/>
@@ -22063,7 +21713,7 @@
             <w:color w:val="0000FF"/>
             <w:w w:val="110"/>
             <w:rtl/>
-            <w:rPrChange w:id="410" w:author="יוסי ירון" w:date="2026-03-16T15:09:00Z" w16du:dateUtc="2026-03-16T13:09:00Z">
+            <w:rPrChange w:id="409" w:author="יוסי ירון" w:date="2026-03-16T15:09:00Z" w16du:dateUtc="2026-03-16T13:09:00Z">
               <w:rPr>
                 <w:w w:val="110"/>
                 <w:rtl/>
@@ -22078,7 +21728,7 @@
             <w:spacing w:val="-15"/>
             <w:w w:val="110"/>
             <w:rtl/>
-            <w:rPrChange w:id="411" w:author="יוסי ירון" w:date="2026-03-16T15:09:00Z" w16du:dateUtc="2026-03-16T13:09:00Z">
+            <w:rPrChange w:id="410" w:author="יוסי ירון" w:date="2026-03-16T15:09:00Z" w16du:dateUtc="2026-03-16T13:09:00Z">
               <w:rPr>
                 <w:spacing w:val="-15"/>
                 <w:w w:val="110"/>
@@ -22093,7 +21743,7 @@
             <w:color w:val="0000FF"/>
             <w:w w:val="110"/>
             <w:rtl/>
-            <w:rPrChange w:id="412" w:author="יוסי ירון" w:date="2026-03-16T15:09:00Z" w16du:dateUtc="2026-03-16T13:09:00Z">
+            <w:rPrChange w:id="411" w:author="יוסי ירון" w:date="2026-03-16T15:09:00Z" w16du:dateUtc="2026-03-16T13:09:00Z">
               <w:rPr>
                 <w:w w:val="110"/>
                 <w:rtl/>
@@ -22108,7 +21758,7 @@
             <w:spacing w:val="-2"/>
             <w:w w:val="110"/>
             <w:rtl/>
-            <w:rPrChange w:id="413" w:author="יוסי ירון" w:date="2026-03-16T15:09:00Z" w16du:dateUtc="2026-03-16T13:09:00Z">
+            <w:rPrChange w:id="412" w:author="יוסי ירון" w:date="2026-03-16T15:09:00Z" w16du:dateUtc="2026-03-16T13:09:00Z">
               <w:rPr>
                 <w:spacing w:val="-2"/>
                 <w:w w:val="110"/>
@@ -22123,7 +21773,7 @@
             <w:color w:val="0000FF"/>
             <w:spacing w:val="-2"/>
             <w:w w:val="110"/>
-            <w:rPrChange w:id="414" w:author="יוסי ירון" w:date="2026-03-16T15:09:00Z" w16du:dateUtc="2026-03-16T13:09:00Z">
+            <w:rPrChange w:id="413" w:author="יוסי ירון" w:date="2026-03-16T15:09:00Z" w16du:dateUtc="2026-03-16T13:09:00Z">
               <w:rPr>
                 <w:spacing w:val="-2"/>
                 <w:w w:val="110"/>
@@ -22137,18 +21787,18 @@
     <w:p>
       <w:pPr>
         <w:rPr>
-          <w:ins w:id="415" w:author="יוסי ירון" w:date="2026-03-16T15:08:00Z" w16du:dateUtc="2026-03-16T13:08:00Z"/>
-          <w:rtl/>
-        </w:rPr>
-      </w:pPr>
-    </w:p>
-    <w:p>
-      <w:pPr>
-        <w:rPr>
-          <w:rtl/>
-        </w:rPr>
-      </w:pPr>
-      <w:hyperlink r:id="rId14" w:history="1">
+          <w:ins w:id="414" w:author="יוסי ירון" w:date="2026-03-16T15:08:00Z" w16du:dateUtc="2026-03-16T13:08:00Z"/>
+          <w:rtl/>
+        </w:rPr>
+      </w:pPr>
+    </w:p>
+    <w:p>
+      <w:pPr>
+        <w:rPr>
+          <w:rtl/>
+        </w:rPr>
+      </w:pPr>
+      <w:hyperlink r:id="rId15" w:history="1">
         <w:r>
           <w:rPr>
             <w:rStyle w:val="Hyperlink"/>
@@ -22203,7 +21853,7 @@
           <w:rtl/>
         </w:rPr>
       </w:pPr>
-      <w:bookmarkStart w:id="416" w:name="_Toc224567542"/>
+      <w:bookmarkStart w:id="415" w:name="_Toc224567542"/>
       <w:r>
         <w:rPr>
           <w:rtl/>
@@ -22211,54 +21861,54 @@
         <w:lastRenderedPageBreak/>
         <w:t>נספחים</w:t>
       </w:r>
+      <w:bookmarkEnd w:id="415"/>
+    </w:p>
+    <w:p>
+      <w:pPr>
+        <w:rPr>
+          <w:color w:val="0000FF"/>
+          <w:rtl/>
+        </w:rPr>
+      </w:pPr>
+      <w:r>
+        <w:rPr>
+          <w:color w:val="0000FF"/>
+          <w:rtl/>
+        </w:rPr>
+        <w:t>כאן התלמיד יכול להוסיף הסברים על הטכנולוגיות שנעשה בהם שימוש, או כל מידע שיכול להועיל</w:t>
+      </w:r>
+      <w:r>
+        <w:rPr>
+          <w:rFonts w:hint="cs"/>
+          <w:color w:val="0000FF"/>
+          <w:rtl/>
+        </w:rPr>
+        <w:t xml:space="preserve"> </w:t>
+      </w:r>
+      <w:r>
+        <w:rPr>
+          <w:color w:val="0000FF"/>
+          <w:rtl/>
+        </w:rPr>
+        <w:t>לקורא העבודה</w:t>
+      </w:r>
+    </w:p>
+    <w:p>
+      <w:pPr>
+        <w:pStyle w:val="Heading2"/>
+        <w:rPr>
+          <w:rtl/>
+        </w:rPr>
+      </w:pPr>
+      <w:bookmarkStart w:id="416" w:name="_Toc224567543"/>
+      <w:r>
+        <w:rPr>
+          <w:rFonts w:hint="cs"/>
+          <w:rtl/>
+        </w:rPr>
+        <w:t>כללי משחק (אופציונלי)</w:t>
+      </w:r>
       <w:bookmarkEnd w:id="416"/>
-    </w:p>
-    <w:p>
-      <w:pPr>
-        <w:rPr>
-          <w:color w:val="0000FF"/>
-          <w:rtl/>
-        </w:rPr>
-      </w:pPr>
-      <w:r>
-        <w:rPr>
-          <w:color w:val="0000FF"/>
-          <w:rtl/>
-        </w:rPr>
-        <w:t>כאן התלמיד יכול להוסיף הסברים על הטכנולוגיות שנעשה בהם שימוש, או כל מידע שיכול להועיל</w:t>
-      </w:r>
-      <w:r>
-        <w:rPr>
-          <w:rFonts w:hint="cs"/>
-          <w:color w:val="0000FF"/>
-          <w:rtl/>
-        </w:rPr>
-        <w:t xml:space="preserve"> </w:t>
-      </w:r>
-      <w:r>
-        <w:rPr>
-          <w:color w:val="0000FF"/>
-          <w:rtl/>
-        </w:rPr>
-        <w:t>לקורא העבודה</w:t>
-      </w:r>
-    </w:p>
-    <w:p>
-      <w:pPr>
-        <w:pStyle w:val="Heading2"/>
-        <w:rPr>
-          <w:rtl/>
-        </w:rPr>
-      </w:pPr>
-      <w:bookmarkStart w:id="417" w:name="_Toc224567543"/>
-      <w:r>
-        <w:rPr>
-          <w:rFonts w:hint="cs"/>
-          <w:rtl/>
-        </w:rPr>
-        <w:t>כללי משחק (אופציונלי)</w:t>
-      </w:r>
-      <w:bookmarkEnd w:id="417"/>
     </w:p>
     <w:p>
       <w:pPr>
@@ -22347,7 +21997,7 @@
           <w:rtl/>
         </w:rPr>
       </w:pPr>
-      <w:bookmarkStart w:id="418" w:name="_Toc224567544"/>
+      <w:bookmarkStart w:id="417" w:name="_Toc224567544"/>
       <w:r>
         <w:rPr>
           <w:rFonts w:hint="cs"/>
@@ -22366,14 +22016,14 @@
         </w:rPr>
         <w:t>)</w:t>
       </w:r>
-      <w:bookmarkEnd w:id="418"/>
-    </w:p>
-    <w:p>
-      <w:pPr>
-        <w:rPr>
-          <w:color w:val="0000FF"/>
-          <w:rtl/>
-          <w:rPrChange w:id="419" w:author="יוסי ירון" w:date="2026-03-16T15:10:00Z" w16du:dateUtc="2026-03-16T13:10:00Z">
+      <w:bookmarkEnd w:id="417"/>
+    </w:p>
+    <w:p>
+      <w:pPr>
+        <w:rPr>
+          <w:color w:val="0000FF"/>
+          <w:rtl/>
+          <w:rPrChange w:id="418" w:author="יוסי ירון" w:date="2026-03-16T15:10:00Z" w16du:dateUtc="2026-03-16T13:10:00Z">
             <w:rPr>
               <w:rFonts w:ascii="David" w:hAnsi="David"/>
               <w:color w:val="0000FF"/>
@@ -22381,7 +22031,7 @@
             </w:rPr>
           </w:rPrChange>
         </w:rPr>
-        <w:pPrChange w:id="420" w:author="יוסי ירון" w:date="2026-03-16T15:10:00Z" w16du:dateUtc="2026-03-16T13:10:00Z">
+        <w:pPrChange w:id="419" w:author="יוסי ירון" w:date="2026-03-16T15:10:00Z" w16du:dateUtc="2026-03-16T13:10:00Z">
           <w:pPr>
             <w:autoSpaceDE w:val="0"/>
             <w:autoSpaceDN w:val="0"/>
@@ -22394,6 +22044,23 @@
         <w:rPr>
           <w:color w:val="0000FF"/>
           <w:rtl/>
+          <w:rPrChange w:id="420" w:author="יוסי ירון" w:date="2026-03-16T15:10:00Z" w16du:dateUtc="2026-03-16T13:10:00Z">
+            <w:rPr>
+              <w:rFonts w:ascii="David" w:hAnsi="David"/>
+              <w:color w:val="0000FF"/>
+              <w:rtl/>
+            </w:rPr>
+          </w:rPrChange>
+        </w:rPr>
+        <w:t xml:space="preserve">יש לצרף את קוד המחלקות של הפרויקט. תוכן המחלקה (הכוונה לתדפיס מסודר של הקוד </w:t>
+      </w:r>
+      <w:r>
+        <w:rPr>
+          <w:b/>
+          <w:bCs/>
+          <w:color w:val="0000FF"/>
+          <w:u w:val="single"/>
+          <w:rtl/>
           <w:rPrChange w:id="421" w:author="יוסי ירון" w:date="2026-03-16T15:10:00Z" w16du:dateUtc="2026-03-16T13:10:00Z">
             <w:rPr>
               <w:rFonts w:ascii="David" w:hAnsi="David"/>
@@ -22402,16 +22069,25 @@
             </w:rPr>
           </w:rPrChange>
         </w:rPr>
-        <w:t xml:space="preserve">יש לצרף את קוד המחלקות של הפרויקט. תוכן המחלקה (הכוונה לתדפיס מסודר של הקוד </w:t>
-      </w:r>
-      <w:r>
-        <w:rPr>
-          <w:b/>
-          <w:bCs/>
-          <w:color w:val="0000FF"/>
-          <w:u w:val="single"/>
-          <w:rtl/>
+        <w:t>ולא צילום מסך שלו</w:t>
+      </w:r>
+      <w:r>
+        <w:rPr>
+          <w:color w:val="0000FF"/>
           <w:rPrChange w:id="422" w:author="יוסי ירון" w:date="2026-03-16T15:10:00Z" w16du:dateUtc="2026-03-16T13:10:00Z">
+            <w:rPr>
+              <w:rFonts w:ascii="David" w:hAnsi="David"/>
+              <w:color w:val="0000FF"/>
+            </w:rPr>
+          </w:rPrChange>
+        </w:rPr>
+        <w:t>(</w:t>
+      </w:r>
+      <w:r>
+        <w:rPr>
+          <w:color w:val="0000FF"/>
+          <w:rtl/>
+          <w:rPrChange w:id="423" w:author="יוסי ירון" w:date="2026-03-16T15:10:00Z" w16du:dateUtc="2026-03-16T13:10:00Z">
             <w:rPr>
               <w:rFonts w:ascii="David" w:hAnsi="David"/>
               <w:color w:val="0000FF"/>
@@ -22419,25 +22095,25 @@
             </w:rPr>
           </w:rPrChange>
         </w:rPr>
-        <w:t>ולא צילום מסך שלו</w:t>
-      </w:r>
-      <w:r>
-        <w:rPr>
-          <w:color w:val="0000FF"/>
-          <w:rPrChange w:id="423" w:author="יוסי ירון" w:date="2026-03-16T15:10:00Z" w16du:dateUtc="2026-03-16T13:10:00Z">
+        <w:t xml:space="preserve"> הכולל הערות</w:t>
+      </w:r>
+      <w:r>
+        <w:rPr>
+          <w:color w:val="0000FF"/>
+          <w:rPrChange w:id="424" w:author="יוסי ירון" w:date="2026-03-16T15:10:00Z" w16du:dateUtc="2026-03-16T13:10:00Z">
             <w:rPr>
               <w:rFonts w:ascii="David" w:hAnsi="David"/>
               <w:color w:val="0000FF"/>
             </w:rPr>
           </w:rPrChange>
         </w:rPr>
-        <w:t>(</w:t>
-      </w:r>
-      <w:r>
-        <w:rPr>
-          <w:color w:val="0000FF"/>
-          <w:rtl/>
-          <w:rPrChange w:id="424" w:author="יוסי ירון" w:date="2026-03-16T15:10:00Z" w16du:dateUtc="2026-03-16T13:10:00Z">
+        <w:t xml:space="preserve"> Javadoc </w:t>
+      </w:r>
+      <w:r>
+        <w:rPr>
+          <w:color w:val="0000FF"/>
+          <w:rtl/>
+          <w:rPrChange w:id="425" w:author="יוסי ירון" w:date="2026-03-16T15:10:00Z" w16du:dateUtc="2026-03-16T13:10:00Z">
             <w:rPr>
               <w:rFonts w:ascii="David" w:hAnsi="David"/>
               <w:color w:val="0000FF"/>
@@ -22445,25 +22121,25 @@
             </w:rPr>
           </w:rPrChange>
         </w:rPr>
-        <w:t xml:space="preserve"> הכולל הערות</w:t>
-      </w:r>
-      <w:r>
-        <w:rPr>
-          <w:color w:val="0000FF"/>
-          <w:rPrChange w:id="425" w:author="יוסי ירון" w:date="2026-03-16T15:10:00Z" w16du:dateUtc="2026-03-16T13:10:00Z">
+        <w:t>בכל המקומות הרלוונטיים (תיעוד הקוד</w:t>
+      </w:r>
+      <w:r>
+        <w:rPr>
+          <w:color w:val="0000FF"/>
+          <w:rPrChange w:id="426" w:author="יוסי ירון" w:date="2026-03-16T15:10:00Z" w16du:dateUtc="2026-03-16T13:10:00Z">
             <w:rPr>
               <w:rFonts w:ascii="David" w:hAnsi="David"/>
               <w:color w:val="0000FF"/>
             </w:rPr>
           </w:rPrChange>
         </w:rPr>
-        <w:t xml:space="preserve"> Javadoc </w:t>
-      </w:r>
-      <w:r>
-        <w:rPr>
-          <w:color w:val="0000FF"/>
-          <w:rtl/>
-          <w:rPrChange w:id="426" w:author="יוסי ירון" w:date="2026-03-16T15:10:00Z" w16du:dateUtc="2026-03-16T13:10:00Z">
+        <w:t>(</w:t>
+      </w:r>
+      <w:r>
+        <w:rPr>
+          <w:color w:val="0000FF"/>
+          <w:rtl/>
+          <w:rPrChange w:id="427" w:author="יוסי ירון" w:date="2026-03-16T15:10:00Z" w16du:dateUtc="2026-03-16T13:10:00Z">
             <w:rPr>
               <w:rFonts w:ascii="David" w:hAnsi="David"/>
               <w:color w:val="0000FF"/>
@@ -22471,32 +22147,6 @@
             </w:rPr>
           </w:rPrChange>
         </w:rPr>
-        <w:t>בכל המקומות הרלוונטיים (תיעוד הקוד</w:t>
-      </w:r>
-      <w:r>
-        <w:rPr>
-          <w:color w:val="0000FF"/>
-          <w:rPrChange w:id="427" w:author="יוסי ירון" w:date="2026-03-16T15:10:00Z" w16du:dateUtc="2026-03-16T13:10:00Z">
-            <w:rPr>
-              <w:rFonts w:ascii="David" w:hAnsi="David"/>
-              <w:color w:val="0000FF"/>
-            </w:rPr>
-          </w:rPrChange>
-        </w:rPr>
-        <w:t>(</w:t>
-      </w:r>
-      <w:r>
-        <w:rPr>
-          <w:color w:val="0000FF"/>
-          <w:rtl/>
-          <w:rPrChange w:id="428" w:author="יוסי ירון" w:date="2026-03-16T15:10:00Z" w16du:dateUtc="2026-03-16T13:10:00Z">
-            <w:rPr>
-              <w:rFonts w:ascii="David" w:hAnsi="David"/>
-              <w:color w:val="0000FF"/>
-              <w:rtl/>
-            </w:rPr>
-          </w:rPrChange>
-        </w:rPr>
         <w:t>.</w:t>
       </w:r>
     </w:p>
@@ -22506,7 +22156,7 @@
           <w:color w:val="0000FF"/>
           <w:rtl/>
         </w:rPr>
-        <w:pPrChange w:id="429" w:author="יוסי ירון" w:date="2026-03-16T15:10:00Z" w16du:dateUtc="2026-03-16T13:10:00Z">
+        <w:pPrChange w:id="428" w:author="יוסי ירון" w:date="2026-03-16T15:10:00Z" w16du:dateUtc="2026-03-16T13:10:00Z">
           <w:pPr>
             <w:autoSpaceDE w:val="0"/>
             <w:autoSpaceDN w:val="0"/>
@@ -22520,7 +22170,7 @@
           <w:rFonts w:hint="eastAsia"/>
           <w:color w:val="0000FF"/>
           <w:rtl/>
-          <w:rPrChange w:id="430" w:author="יוסי ירון" w:date="2026-03-16T15:10:00Z" w16du:dateUtc="2026-03-16T13:10:00Z">
+          <w:rPrChange w:id="429" w:author="יוסי ירון" w:date="2026-03-16T15:10:00Z" w16du:dateUtc="2026-03-16T13:10:00Z">
             <w:rPr>
               <w:rFonts w:ascii="David" w:hAnsi="David" w:hint="eastAsia"/>
               <w:color w:val="0000FF"/>
@@ -22534,7 +22184,7 @@
         <w:rPr>
           <w:color w:val="0000FF"/>
           <w:rtl/>
-          <w:rPrChange w:id="431" w:author="יוסי ירון" w:date="2026-03-16T15:10:00Z" w16du:dateUtc="2026-03-16T13:10:00Z">
+          <w:rPrChange w:id="430" w:author="יוסי ירון" w:date="2026-03-16T15:10:00Z" w16du:dateUtc="2026-03-16T13:10:00Z">
             <w:rPr>
               <w:rFonts w:ascii="David" w:hAnsi="David"/>
               <w:color w:val="0000FF"/>
@@ -22547,7 +22197,7 @@
       <w:r>
         <w:rPr>
           <w:color w:val="0000FF"/>
-          <w:rPrChange w:id="432" w:author="יוסי ירון" w:date="2026-03-16T15:10:00Z" w16du:dateUtc="2026-03-16T13:10:00Z">
+          <w:rPrChange w:id="431" w:author="יוסי ירון" w:date="2026-03-16T15:10:00Z" w16du:dateUtc="2026-03-16T13:10:00Z">
             <w:rPr>
               <w:rFonts w:ascii="David" w:hAnsi="David"/>
               <w:color w:val="0000FF"/>
@@ -22560,7 +22210,7 @@
         <w:rPr>
           <w:color w:val="0000FF"/>
           <w:rtl/>
-          <w:rPrChange w:id="433" w:author="יוסי ירון" w:date="2026-03-16T15:10:00Z" w16du:dateUtc="2026-03-16T13:10:00Z">
+          <w:rPrChange w:id="432" w:author="יוסי ירון" w:date="2026-03-16T15:10:00Z" w16du:dateUtc="2026-03-16T13:10:00Z">
             <w:rPr>
               <w:rFonts w:ascii="David" w:hAnsi="David"/>
               <w:color w:val="0000FF"/>
@@ -22575,7 +22225,7 @@
       <w:pPr>
         <w:pStyle w:val="Heading3"/>
       </w:pPr>
-      <w:bookmarkStart w:id="434" w:name="_Toc224567545"/>
+      <w:bookmarkStart w:id="433" w:name="_Toc224567545"/>
       <w:r>
         <w:rPr>
           <w:rFonts w:hint="cs"/>
@@ -22589,7 +22239,7 @@
         </w:rPr>
         <w:t>A</w:t>
       </w:r>
-      <w:bookmarkEnd w:id="434"/>
+      <w:bookmarkEnd w:id="433"/>
     </w:p>
     <w:p>
       <w:pPr>
@@ -22599,7 +22249,7 @@
           <w:rtl/>
         </w:rPr>
       </w:pPr>
-      <w:bookmarkStart w:id="435" w:name="_Toc224567546"/>
+      <w:bookmarkStart w:id="434" w:name="_Toc224567546"/>
       <w:r>
         <w:rPr>
           <w:rFonts w:hint="cs"/>
@@ -22614,7 +22264,7 @@
         </w:rPr>
         <w:t>B</w:t>
       </w:r>
-      <w:bookmarkEnd w:id="435"/>
+      <w:bookmarkEnd w:id="434"/>
     </w:p>
     <w:p>
       <w:pPr>
@@ -22691,8 +22341,8 @@
       </w:pPr>
     </w:p>
     <w:sectPr>
-      <w:headerReference w:type="default" r:id="rId15"/>
-      <w:footerReference w:type="default" r:id="rId16"/>
+      <w:headerReference w:type="default" r:id="rId16"/>
+      <w:footerReference w:type="default" r:id="rId17"/>
       <w:endnotePr>
         <w:numFmt w:val="lowerLetter"/>
       </w:endnotePr>
